--- a/5th semester/Комьютерные сети/лр1/Кодирование данных в телекоммуникационных сетях.docx
+++ b/5th semester/Комьютерные сети/лр1/Кодирование данных в телекоммуникационных сетях.docx
@@ -1123,7 +1123,7 @@
                 <w:noProof/>
                 <w:webHidden/>
               </w:rPr>
-              <w:t>6</w:t>
+              <w:t>7</w:t>
             </w:r>
             <w:r>
               <w:rPr>
@@ -1217,7 +1217,7 @@
                 <w:noProof/>
                 <w:webHidden/>
               </w:rPr>
-              <w:t>7</w:t>
+              <w:t>8</w:t>
             </w:r>
             <w:r>
               <w:rPr>
@@ -1844,70 +1844,60 @@
         </w:rPr>
         <w:t xml:space="preserve"> </w:t>
       </w:r>
-      <w:proofErr w:type="spellStart"/>
       <w:r>
         <w:rPr>
           <w:lang w:val="en-US" w:eastAsia="en-US"/>
         </w:rPr>
         <w:t>L</w:t>
       </w:r>
-      <w:proofErr w:type="spellEnd"/>
       <w:r>
         <w:rPr>
           <w:lang w:eastAsia="en-US"/>
         </w:rPr>
         <w:t xml:space="preserve"> </w:t>
       </w:r>
-      <w:proofErr w:type="spellStart"/>
       <w:r>
         <w:rPr>
           <w:lang w:val="en-US" w:eastAsia="en-US"/>
         </w:rPr>
         <w:t>L</w:t>
       </w:r>
-      <w:proofErr w:type="spellEnd"/>
       <w:r>
         <w:rPr>
           <w:lang w:eastAsia="en-US"/>
         </w:rPr>
         <w:t xml:space="preserve"> </w:t>
       </w:r>
-      <w:proofErr w:type="spellStart"/>
       <w:r>
         <w:rPr>
           <w:lang w:val="en-US" w:eastAsia="en-US"/>
         </w:rPr>
         <w:t>L</w:t>
       </w:r>
-      <w:proofErr w:type="spellEnd"/>
       <w:r>
         <w:rPr>
           <w:lang w:eastAsia="en-US"/>
         </w:rPr>
         <w:t xml:space="preserve"> </w:t>
       </w:r>
-      <w:proofErr w:type="spellStart"/>
       <w:r>
         <w:rPr>
           <w:lang w:val="en-US" w:eastAsia="en-US"/>
         </w:rPr>
         <w:t>L</w:t>
       </w:r>
-      <w:proofErr w:type="spellEnd"/>
       <w:r>
         <w:rPr>
           <w:lang w:eastAsia="en-US"/>
         </w:rPr>
         <w:t xml:space="preserve"> </w:t>
       </w:r>
-      <w:proofErr w:type="spellStart"/>
       <w:r>
         <w:rPr>
           <w:lang w:val="en-US" w:eastAsia="en-US"/>
         </w:rPr>
         <w:t>L</w:t>
       </w:r>
-      <w:proofErr w:type="spellEnd"/>
       <w:r>
         <w:rPr>
           <w:lang w:eastAsia="en-US"/>
@@ -1962,70 +1952,60 @@
         </w:rPr>
         <w:t xml:space="preserve"> </w:t>
       </w:r>
-      <w:proofErr w:type="spellStart"/>
       <w:r>
         <w:rPr>
           <w:lang w:val="en-US" w:eastAsia="en-US"/>
         </w:rPr>
         <w:t>L</w:t>
       </w:r>
-      <w:proofErr w:type="spellEnd"/>
       <w:r>
         <w:rPr>
           <w:lang w:eastAsia="en-US"/>
         </w:rPr>
         <w:t xml:space="preserve"> </w:t>
       </w:r>
-      <w:proofErr w:type="spellStart"/>
       <w:r>
         <w:rPr>
           <w:lang w:val="en-US" w:eastAsia="en-US"/>
         </w:rPr>
         <w:t>L</w:t>
       </w:r>
-      <w:proofErr w:type="spellEnd"/>
       <w:r>
         <w:rPr>
           <w:lang w:eastAsia="en-US"/>
         </w:rPr>
         <w:t xml:space="preserve"> </w:t>
       </w:r>
-      <w:proofErr w:type="spellStart"/>
       <w:r>
         <w:rPr>
           <w:lang w:val="en-US" w:eastAsia="en-US"/>
         </w:rPr>
         <w:t>L</w:t>
       </w:r>
-      <w:proofErr w:type="spellEnd"/>
       <w:r>
         <w:rPr>
           <w:lang w:eastAsia="en-US"/>
         </w:rPr>
         <w:t xml:space="preserve"> </w:t>
       </w:r>
-      <w:proofErr w:type="spellStart"/>
       <w:r>
         <w:rPr>
           <w:lang w:val="en-US" w:eastAsia="en-US"/>
         </w:rPr>
         <w:t>L</w:t>
       </w:r>
-      <w:proofErr w:type="spellEnd"/>
       <w:r>
         <w:rPr>
           <w:lang w:eastAsia="en-US"/>
         </w:rPr>
         <w:t xml:space="preserve"> </w:t>
       </w:r>
-      <w:proofErr w:type="spellStart"/>
       <w:r>
         <w:rPr>
           <w:lang w:val="en-US" w:eastAsia="en-US"/>
         </w:rPr>
         <w:t>L</w:t>
       </w:r>
-      <w:proofErr w:type="spellEnd"/>
       <w:r>
         <w:rPr>
           <w:lang w:eastAsia="en-US"/>
@@ -2080,56 +2060,48 @@
         </w:rPr>
         <w:t xml:space="preserve"> </w:t>
       </w:r>
-      <w:proofErr w:type="spellStart"/>
       <w:r>
         <w:rPr>
           <w:lang w:val="en-US" w:eastAsia="en-US"/>
         </w:rPr>
         <w:t>L</w:t>
       </w:r>
-      <w:proofErr w:type="spellEnd"/>
       <w:r>
         <w:rPr>
           <w:lang w:eastAsia="en-US"/>
         </w:rPr>
         <w:t xml:space="preserve"> </w:t>
       </w:r>
-      <w:proofErr w:type="spellStart"/>
       <w:r>
         <w:rPr>
           <w:lang w:val="en-US" w:eastAsia="en-US"/>
         </w:rPr>
         <w:t>L</w:t>
       </w:r>
-      <w:proofErr w:type="spellEnd"/>
       <w:r>
         <w:rPr>
           <w:lang w:eastAsia="en-US"/>
         </w:rPr>
         <w:t xml:space="preserve"> </w:t>
       </w:r>
-      <w:proofErr w:type="spellStart"/>
       <w:r>
         <w:rPr>
           <w:lang w:val="en-US" w:eastAsia="en-US"/>
         </w:rPr>
         <w:t>L</w:t>
       </w:r>
-      <w:proofErr w:type="spellEnd"/>
       <w:r>
         <w:rPr>
           <w:lang w:eastAsia="en-US"/>
         </w:rPr>
         <w:t xml:space="preserve"> </w:t>
       </w:r>
-      <w:proofErr w:type="spellStart"/>
       <w:r>
         <w:rPr>
           <w:lang w:val="en-US" w:eastAsia="en-US"/>
         </w:rPr>
         <w:t>L</w:t>
       </w:r>
-      <w:proofErr w:type="spellEnd"/>
       <w:r>
         <w:rPr>
           <w:lang w:eastAsia="en-US"/>
@@ -2172,28 +2144,24 @@
         </w:rPr>
         <w:t xml:space="preserve"> </w:t>
       </w:r>
-      <w:proofErr w:type="spellStart"/>
       <w:r>
         <w:rPr>
           <w:lang w:val="en-US" w:eastAsia="en-US"/>
         </w:rPr>
         <w:t>H</w:t>
       </w:r>
-      <w:proofErr w:type="spellEnd"/>
       <w:r>
         <w:rPr>
           <w:lang w:eastAsia="en-US"/>
         </w:rPr>
         <w:t xml:space="preserve"> </w:t>
       </w:r>
-      <w:proofErr w:type="spellStart"/>
       <w:r>
         <w:rPr>
           <w:lang w:val="en-US" w:eastAsia="en-US"/>
         </w:rPr>
         <w:t>H</w:t>
       </w:r>
-      <w:proofErr w:type="spellEnd"/>
       <w:r>
         <w:rPr>
           <w:lang w:eastAsia="en-US"/>
@@ -2212,28 +2180,24 @@
         </w:rPr>
         <w:t xml:space="preserve"> </w:t>
       </w:r>
-      <w:proofErr w:type="spellStart"/>
       <w:r>
         <w:rPr>
           <w:lang w:val="en-US" w:eastAsia="en-US"/>
         </w:rPr>
         <w:t>L</w:t>
       </w:r>
-      <w:proofErr w:type="spellEnd"/>
       <w:r>
         <w:rPr>
           <w:lang w:eastAsia="en-US"/>
         </w:rPr>
         <w:t xml:space="preserve"> </w:t>
       </w:r>
-      <w:proofErr w:type="spellStart"/>
       <w:r>
         <w:rPr>
           <w:lang w:val="en-US" w:eastAsia="en-US"/>
         </w:rPr>
         <w:t>L</w:t>
       </w:r>
-      <w:proofErr w:type="spellEnd"/>
     </w:p>
     <w:p>
       <w:pPr>
@@ -2417,7 +2381,7 @@
           <w:noProof/>
         </w:rPr>
         <w:drawing>
-          <wp:anchor distT="0" distB="0" distL="114300" distR="114300" simplePos="0" relativeHeight="251662336" behindDoc="0" locked="0" layoutInCell="1" allowOverlap="1" wp14:anchorId="73B6CD0E" wp14:editId="4FE1B8C7">
+          <wp:anchor distT="0" distB="0" distL="114300" distR="114300" simplePos="0" relativeHeight="251662336" behindDoc="0" locked="0" layoutInCell="1" allowOverlap="1" wp14:anchorId="73B6CD0E" wp14:editId="39164CAC">
             <wp:simplePos x="0" y="0"/>
             <wp:positionH relativeFrom="margin">
               <wp:align>left</wp:align>
@@ -2477,21 +2441,7 @@
         <w:rPr>
           <w:lang w:eastAsia="en-US"/>
         </w:rPr>
-        <w:t>Манчестер (</w:t>
-      </w:r>
-      <w:proofErr w:type="spellStart"/>
-      <w:r>
-        <w:rPr>
-          <w:lang w:eastAsia="en-US"/>
-        </w:rPr>
-        <w:t>полубиты</w:t>
-      </w:r>
-      <w:proofErr w:type="spellEnd"/>
-      <w:r>
-        <w:rPr>
-          <w:lang w:eastAsia="en-US"/>
-        </w:rPr>
-        <w:t>: 1=</w:t>
+        <w:t>Манчестер (полубиты: 1=</w:t>
       </w:r>
       <w:r>
         <w:rPr>
@@ -2595,14 +2545,12 @@
         </w:rPr>
         <w:t xml:space="preserve"> </w:t>
       </w:r>
-      <w:proofErr w:type="spellStart"/>
       <w:r>
         <w:rPr>
           <w:lang w:val="en-US" w:eastAsia="en-US"/>
         </w:rPr>
         <w:t>L</w:t>
       </w:r>
-      <w:proofErr w:type="spellEnd"/>
       <w:r>
         <w:rPr>
           <w:lang w:eastAsia="en-US"/>
@@ -2717,14 +2665,12 @@
         </w:rPr>
         <w:t xml:space="preserve"> </w:t>
       </w:r>
-      <w:proofErr w:type="spellStart"/>
       <w:r>
         <w:rPr>
           <w:lang w:val="en-US" w:eastAsia="en-US"/>
         </w:rPr>
         <w:t>H</w:t>
       </w:r>
-      <w:proofErr w:type="spellEnd"/>
       <w:r>
         <w:rPr>
           <w:lang w:eastAsia="en-US"/>
@@ -2815,14 +2761,12 @@
         </w:rPr>
         <w:t xml:space="preserve"> </w:t>
       </w:r>
-      <w:proofErr w:type="spellStart"/>
       <w:r>
         <w:rPr>
           <w:lang w:val="en-US" w:eastAsia="en-US"/>
         </w:rPr>
         <w:t>L</w:t>
       </w:r>
-      <w:proofErr w:type="spellEnd"/>
       <w:r>
         <w:rPr>
           <w:lang w:eastAsia="en-US"/>
@@ -2937,14 +2881,12 @@
         </w:rPr>
         <w:t xml:space="preserve"> </w:t>
       </w:r>
-      <w:proofErr w:type="spellStart"/>
       <w:r>
         <w:rPr>
           <w:lang w:val="en-US" w:eastAsia="en-US"/>
         </w:rPr>
         <w:t>H</w:t>
       </w:r>
-      <w:proofErr w:type="spellEnd"/>
       <w:r>
         <w:rPr>
           <w:lang w:eastAsia="en-US"/>
@@ -3035,14 +2977,12 @@
         </w:rPr>
         <w:t xml:space="preserve"> </w:t>
       </w:r>
-      <w:proofErr w:type="spellStart"/>
       <w:r>
         <w:rPr>
           <w:lang w:val="en-US" w:eastAsia="en-US"/>
         </w:rPr>
         <w:t>L</w:t>
       </w:r>
-      <w:proofErr w:type="spellEnd"/>
       <w:r>
         <w:rPr>
           <w:lang w:eastAsia="en-US"/>
@@ -3540,14 +3480,12 @@
         </w:rPr>
         <w:t xml:space="preserve"> </w:t>
       </w:r>
-      <w:proofErr w:type="spellStart"/>
       <w:r>
         <w:rPr>
           <w:rStyle w:val="HTML"/>
         </w:rPr>
         <w:t>E</w:t>
       </w:r>
-      <w:proofErr w:type="spellEnd"/>
       <w:r>
         <w:rPr>
           <w:rStyle w:val="HTML"/>
@@ -3644,21 +3582,7 @@
           <w:lang w:val="ru-RU"/>
         </w:rPr>
         <w:br/>
-        <w:t xml:space="preserve">(ровно 240 бит, </w:t>
-      </w:r>
-      <w:proofErr w:type="spellStart"/>
-      <w:r>
-        <w:rPr>
-          <w:lang w:val="ru-RU"/>
-        </w:rPr>
-        <w:t>добивки</w:t>
-      </w:r>
-      <w:proofErr w:type="spellEnd"/>
-      <w:r>
-        <w:rPr>
-          <w:lang w:val="ru-RU"/>
-        </w:rPr>
-        <w:t xml:space="preserve"> до байта не потребовалось)</w:t>
+        <w:t>(ровно 240 бит, добивки до байта не потребовалось)</w:t>
       </w:r>
     </w:p>
     <w:p>
@@ -3669,6 +3593,125 @@
           <w:lang w:val="ru-RU"/>
         </w:rPr>
       </w:pPr>
+      <w:r>
+        <w:rPr>
+          <w:noProof/>
+          <w:lang w:val="ru-RU"/>
+        </w:rPr>
+        <mc:AlternateContent>
+          <mc:Choice Requires="wpi">
+            <w:drawing>
+              <wp:anchor distT="0" distB="0" distL="114300" distR="114300" simplePos="0" relativeHeight="251670528" behindDoc="0" locked="0" layoutInCell="1" allowOverlap="1" wp14:anchorId="1C40B425" wp14:editId="0DFC004C">
+                <wp:simplePos x="0" y="0"/>
+                <wp:positionH relativeFrom="column">
+                  <wp:posOffset>2901950</wp:posOffset>
+                </wp:positionH>
+                <wp:positionV relativeFrom="paragraph">
+                  <wp:posOffset>1800860</wp:posOffset>
+                </wp:positionV>
+                <wp:extent cx="470520" cy="145080"/>
+                <wp:effectExtent l="38100" t="38100" r="25400" b="45720"/>
+                <wp:wrapNone/>
+                <wp:docPr id="1660109123" name="Рукописный ввод 6"/>
+                <wp:cNvGraphicFramePr/>
+                <a:graphic xmlns:a="http://schemas.openxmlformats.org/drawingml/2006/main">
+                  <a:graphicData uri="http://schemas.microsoft.com/office/word/2010/wordprocessingInk">
+                    <w14:contentPart bwMode="auto" r:id="rId16">
+                      <w14:nvContentPartPr>
+                        <w14:cNvContentPartPr/>
+                      </w14:nvContentPartPr>
+                      <w14:xfrm>
+                        <a:off x="0" y="0"/>
+                        <a:ext cx="470520" cy="145080"/>
+                      </w14:xfrm>
+                    </w14:contentPart>
+                  </a:graphicData>
+                </a:graphic>
+              </wp:anchor>
+            </w:drawing>
+          </mc:Choice>
+          <mc:Fallback>
+            <w:pict>
+              <v:shapetype w14:anchorId="45614E2C" id="_x0000_t75" coordsize="21600,21600" o:spt="75" o:preferrelative="t" path="m@4@5l@4@11@9@11@9@5xe" filled="f" stroked="f">
+                <v:stroke joinstyle="miter"/>
+                <v:formulas>
+                  <v:f eqn="if lineDrawn pixelLineWidth 0"/>
+                  <v:f eqn="sum @0 1 0"/>
+                  <v:f eqn="sum 0 0 @1"/>
+                  <v:f eqn="prod @2 1 2"/>
+                  <v:f eqn="prod @3 21600 pixelWidth"/>
+                  <v:f eqn="prod @3 21600 pixelHeight"/>
+                  <v:f eqn="sum @0 0 1"/>
+                  <v:f eqn="prod @6 1 2"/>
+                  <v:f eqn="prod @7 21600 pixelWidth"/>
+                  <v:f eqn="sum @8 21600 0"/>
+                  <v:f eqn="prod @7 21600 pixelHeight"/>
+                  <v:f eqn="sum @10 21600 0"/>
+                </v:formulas>
+                <v:path o:extrusionok="f" gradientshapeok="t" o:connecttype="rect"/>
+                <o:lock v:ext="edit" aspectratio="t"/>
+              </v:shapetype>
+              <v:shape id="Рукописный ввод 6" o:spid="_x0000_s1026" type="#_x0000_t75" style="position:absolute;margin-left:228pt;margin-top:141.3pt;width:38.05pt;height:12.4pt;z-index:251670528;visibility:visible;mso-wrap-style:square;mso-wrap-distance-left:9pt;mso-wrap-distance-top:0;mso-wrap-distance-right:9pt;mso-wrap-distance-bottom:0;mso-position-horizontal:absolute;mso-position-horizontal-relative:text;mso-position-vertical:absolute;mso-position-vertical-relative:text" o:gfxdata="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">
+                <v:imagedata r:id="rId17" o:title=""/>
+              </v:shape>
+            </w:pict>
+          </mc:Fallback>
+        </mc:AlternateContent>
+      </w:r>
+      <w:r>
+        <w:rPr>
+          <w:lang w:val="ru-RU"/>
+        </w:rPr>
+        <w:drawing>
+          <wp:anchor distT="0" distB="0" distL="114300" distR="114300" simplePos="0" relativeHeight="251664384" behindDoc="0" locked="0" layoutInCell="1" allowOverlap="1" wp14:anchorId="57590D55" wp14:editId="0D58DA58">
+            <wp:simplePos x="0" y="0"/>
+            <wp:positionH relativeFrom="margin">
+              <wp:align>left</wp:align>
+            </wp:positionH>
+            <wp:positionV relativeFrom="paragraph">
+              <wp:posOffset>355600</wp:posOffset>
+            </wp:positionV>
+            <wp:extent cx="5940425" cy="3015615"/>
+            <wp:effectExtent l="0" t="0" r="3175" b="0"/>
+            <wp:wrapTopAndBottom/>
+            <wp:docPr id="1894043674" name="Рисунок 1"/>
+            <wp:cNvGraphicFramePr>
+              <a:graphicFrameLocks xmlns:a="http://schemas.openxmlformats.org/drawingml/2006/main" noChangeAspect="1"/>
+            </wp:cNvGraphicFramePr>
+            <a:graphic xmlns:a="http://schemas.openxmlformats.org/drawingml/2006/main">
+              <a:graphicData uri="http://schemas.openxmlformats.org/drawingml/2006/picture">
+                <pic:pic xmlns:pic="http://schemas.openxmlformats.org/drawingml/2006/picture">
+                  <pic:nvPicPr>
+                    <pic:cNvPr id="1894043674" name=""/>
+                    <pic:cNvPicPr/>
+                  </pic:nvPicPr>
+                  <pic:blipFill>
+                    <a:blip r:embed="rId18">
+                      <a:extLst>
+                        <a:ext uri="{28A0092B-C50C-407E-A947-70E740481C1C}">
+                          <a14:useLocalDpi xmlns:a14="http://schemas.microsoft.com/office/drawing/2010/main" val="0"/>
+                        </a:ext>
+                      </a:extLst>
+                    </a:blip>
+                    <a:stretch>
+                      <a:fillRect/>
+                    </a:stretch>
+                  </pic:blipFill>
+                  <pic:spPr>
+                    <a:xfrm>
+                      <a:off x="0" y="0"/>
+                      <a:ext cx="5940425" cy="3015615"/>
+                    </a:xfrm>
+                    <a:prstGeom prst="rect">
+                      <a:avLst/>
+                    </a:prstGeom>
+                  </pic:spPr>
+                </pic:pic>
+              </a:graphicData>
+            </a:graphic>
+          </wp:anchor>
+        </w:drawing>
+      </w:r>
       <w:r>
         <w:rPr>
           <w:b/>
@@ -3686,6 +3729,15 @@
     </w:p>
     <w:p>
       <w:pPr>
+        <w:pStyle w:val="afff1"/>
+        <w:ind w:left="720"/>
+        <w:rPr>
+          <w:lang w:val="ru-RU"/>
+        </w:rPr>
+      </w:pPr>
+    </w:p>
+    <w:p>
+      <w:pPr>
         <w:pStyle w:val="2"/>
       </w:pPr>
       <w:bookmarkStart w:id="5" w:name="_Toc209780314"/>
@@ -3706,21 +3758,7 @@
         <w:rPr>
           <w:lang w:val="ru-RU"/>
         </w:rPr>
-        <w:t>(</w:t>
-      </w:r>
-      <w:proofErr w:type="spellStart"/>
-      <w:r>
-        <w:rPr>
-          <w:lang w:val="ru-RU"/>
-        </w:rPr>
-        <w:t>самосинхрон</w:t>
-      </w:r>
-      <w:proofErr w:type="spellEnd"/>
-      <w:r>
-        <w:rPr>
-          <w:lang w:val="ru-RU"/>
-        </w:rPr>
-        <w:t xml:space="preserve">., полином </w:t>
+        <w:t xml:space="preserve">(самосинхрон., полином </w:t>
       </w:r>
       <m:oMath>
         <m:r>
@@ -4298,6 +4336,306 @@
     </w:p>
     <w:p>
       <w:pPr>
+        <w:ind w:left="720" w:firstLine="0"/>
+        <w:jc w:val="left"/>
+        <w:rPr>
+          <w:lang w:eastAsia="en-US"/>
+        </w:rPr>
+      </w:pPr>
+      <w:r>
+        <w:rPr>
+          <w:noProof/>
+          <w:lang w:eastAsia="en-US"/>
+        </w:rPr>
+        <w:lastRenderedPageBreak/>
+        <mc:AlternateContent>
+          <mc:Choice Requires="wpi">
+            <w:drawing>
+              <wp:anchor distT="0" distB="0" distL="114300" distR="114300" simplePos="0" relativeHeight="251678720" behindDoc="0" locked="0" layoutInCell="1" allowOverlap="1" wp14:anchorId="0FBB2E86" wp14:editId="7884AE53">
+                <wp:simplePos x="0" y="0"/>
+                <wp:positionH relativeFrom="column">
+                  <wp:posOffset>2910293</wp:posOffset>
+                </wp:positionH>
+                <wp:positionV relativeFrom="paragraph">
+                  <wp:posOffset>1432627</wp:posOffset>
+                </wp:positionV>
+                <wp:extent cx="599400" cy="97560"/>
+                <wp:effectExtent l="38100" t="38100" r="29845" b="36195"/>
+                <wp:wrapNone/>
+                <wp:docPr id="1701835761" name="Рукописный ввод 15"/>
+                <wp:cNvGraphicFramePr/>
+                <a:graphic xmlns:a="http://schemas.openxmlformats.org/drawingml/2006/main">
+                  <a:graphicData uri="http://schemas.microsoft.com/office/word/2010/wordprocessingInk">
+                    <w14:contentPart bwMode="auto" r:id="rId19">
+                      <w14:nvContentPartPr>
+                        <w14:cNvContentPartPr/>
+                      </w14:nvContentPartPr>
+                      <w14:xfrm>
+                        <a:off x="0" y="0"/>
+                        <a:ext cx="599400" cy="97560"/>
+                      </w14:xfrm>
+                    </w14:contentPart>
+                  </a:graphicData>
+                </a:graphic>
+              </wp:anchor>
+            </w:drawing>
+          </mc:Choice>
+          <mc:Fallback>
+            <w:pict>
+              <v:shape w14:anchorId="63A8B453" id="Рукописный ввод 15" o:spid="_x0000_s1026" type="#_x0000_t75" style="position:absolute;margin-left:228.65pt;margin-top:112.3pt;width:48.2pt;height:8.7pt;z-index:251678720;visibility:visible;mso-wrap-style:square;mso-wrap-distance-left:9pt;mso-wrap-distance-top:0;mso-wrap-distance-right:9pt;mso-wrap-distance-bottom:0;mso-position-horizontal:absolute;mso-position-horizontal-relative:text;mso-position-vertical:absolute;mso-position-vertical-relative:text" o:gfxdata="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">
+                <v:imagedata r:id="rId20" o:title=""/>
+              </v:shape>
+            </w:pict>
+          </mc:Fallback>
+        </mc:AlternateContent>
+      </w:r>
+      <w:r>
+        <w:rPr>
+          <w:noProof/>
+          <w:lang w:eastAsia="en-US"/>
+        </w:rPr>
+        <mc:AlternateContent>
+          <mc:Choice Requires="wpi">
+            <w:drawing>
+              <wp:anchor distT="0" distB="0" distL="114300" distR="114300" simplePos="0" relativeHeight="251677696" behindDoc="0" locked="0" layoutInCell="1" allowOverlap="1" wp14:anchorId="14BEDE5B" wp14:editId="0EBBC4FE">
+                <wp:simplePos x="0" y="0"/>
+                <wp:positionH relativeFrom="column">
+                  <wp:posOffset>2905125</wp:posOffset>
+                </wp:positionH>
+                <wp:positionV relativeFrom="paragraph">
+                  <wp:posOffset>1438910</wp:posOffset>
+                </wp:positionV>
+                <wp:extent cx="554355" cy="57150"/>
+                <wp:effectExtent l="57150" t="76200" r="0" b="76200"/>
+                <wp:wrapNone/>
+                <wp:docPr id="892560654" name="Рукописный ввод 14"/>
+                <wp:cNvGraphicFramePr/>
+                <a:graphic xmlns:a="http://schemas.openxmlformats.org/drawingml/2006/main">
+                  <a:graphicData uri="http://schemas.microsoft.com/office/word/2010/wordprocessingInk">
+                    <w14:contentPart bwMode="auto" r:id="rId21">
+                      <w14:nvContentPartPr>
+                        <w14:cNvContentPartPr/>
+                      </w14:nvContentPartPr>
+                      <w14:xfrm rot="-306062">
+                        <a:off x="0" y="0"/>
+                        <a:ext cx="554355" cy="57150"/>
+                      </w14:xfrm>
+                    </w14:contentPart>
+                  </a:graphicData>
+                </a:graphic>
+                <wp14:sizeRelH relativeFrom="margin">
+                  <wp14:pctWidth>0</wp14:pctWidth>
+                </wp14:sizeRelH>
+                <wp14:sizeRelV relativeFrom="margin">
+                  <wp14:pctHeight>0</wp14:pctHeight>
+                </wp14:sizeRelV>
+              </wp:anchor>
+            </w:drawing>
+          </mc:Choice>
+          <mc:Fallback>
+            <w:pict>
+              <v:shape w14:anchorId="6D52C16F" id="Рукописный ввод 14" o:spid="_x0000_s1026" type="#_x0000_t75" style="position:absolute;margin-left:228.25pt;margin-top:112.85pt;width:44.6pt;height:5.4pt;rotation:-334301fd;z-index:251677696;visibility:visible;mso-wrap-style:square;mso-width-percent:0;mso-height-percent:0;mso-wrap-distance-left:9pt;mso-wrap-distance-top:0;mso-wrap-distance-right:9pt;mso-wrap-distance-bottom:0;mso-position-horizontal:absolute;mso-position-horizontal-relative:text;mso-position-vertical:absolute;mso-position-vertical-relative:text;mso-width-percent:0;mso-height-percent:0;mso-width-relative:margin;mso-height-relative:margin" o:gfxdata="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">
+                <v:imagedata r:id="rId22" o:title=""/>
+              </v:shape>
+            </w:pict>
+          </mc:Fallback>
+        </mc:AlternateContent>
+      </w:r>
+      <w:r>
+        <w:rPr>
+          <w:noProof/>
+          <w:lang w:eastAsia="en-US"/>
+        </w:rPr>
+        <mc:AlternateContent>
+          <mc:Choice Requires="wpi">
+            <w:drawing>
+              <wp:anchor distT="0" distB="0" distL="114300" distR="114300" simplePos="0" relativeHeight="251675648" behindDoc="0" locked="0" layoutInCell="1" allowOverlap="1" wp14:anchorId="2A7448AB" wp14:editId="117C78F7">
+                <wp:simplePos x="0" y="0"/>
+                <wp:positionH relativeFrom="column">
+                  <wp:posOffset>3015773</wp:posOffset>
+                </wp:positionH>
+                <wp:positionV relativeFrom="paragraph">
+                  <wp:posOffset>1504267</wp:posOffset>
+                </wp:positionV>
+                <wp:extent cx="230040" cy="26640"/>
+                <wp:effectExtent l="38100" t="38100" r="36830" b="50165"/>
+                <wp:wrapNone/>
+                <wp:docPr id="2089593189" name="Рукописный ввод 12"/>
+                <wp:cNvGraphicFramePr/>
+                <a:graphic xmlns:a="http://schemas.openxmlformats.org/drawingml/2006/main">
+                  <a:graphicData uri="http://schemas.microsoft.com/office/word/2010/wordprocessingInk">
+                    <w14:contentPart bwMode="auto" r:id="rId23">
+                      <w14:nvContentPartPr>
+                        <w14:cNvContentPartPr/>
+                      </w14:nvContentPartPr>
+                      <w14:xfrm>
+                        <a:off x="0" y="0"/>
+                        <a:ext cx="230040" cy="26640"/>
+                      </w14:xfrm>
+                    </w14:contentPart>
+                  </a:graphicData>
+                </a:graphic>
+              </wp:anchor>
+            </w:drawing>
+          </mc:Choice>
+          <mc:Fallback>
+            <w:pict>
+              <v:shape w14:anchorId="780A48F4" id="Рукописный ввод 12" o:spid="_x0000_s1026" type="#_x0000_t75" style="position:absolute;margin-left:236.95pt;margin-top:117.95pt;width:19.1pt;height:3.1pt;z-index:251675648;visibility:visible;mso-wrap-style:square;mso-wrap-distance-left:9pt;mso-wrap-distance-top:0;mso-wrap-distance-right:9pt;mso-wrap-distance-bottom:0;mso-position-horizontal:absolute;mso-position-horizontal-relative:text;mso-position-vertical:absolute;mso-position-vertical-relative:text" o:gfxdata="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">
+                <v:imagedata r:id="rId24" o:title=""/>
+              </v:shape>
+            </w:pict>
+          </mc:Fallback>
+        </mc:AlternateContent>
+      </w:r>
+      <w:r>
+        <w:rPr>
+          <w:noProof/>
+          <w:lang w:eastAsia="en-US"/>
+        </w:rPr>
+        <mc:AlternateContent>
+          <mc:Choice Requires="wpi">
+            <w:drawing>
+              <wp:anchor distT="0" distB="0" distL="114300" distR="114300" simplePos="0" relativeHeight="251674624" behindDoc="0" locked="0" layoutInCell="1" allowOverlap="1" wp14:anchorId="17A8E08D" wp14:editId="57693377">
+                <wp:simplePos x="0" y="0"/>
+                <wp:positionH relativeFrom="column">
+                  <wp:posOffset>3218453</wp:posOffset>
+                </wp:positionH>
+                <wp:positionV relativeFrom="paragraph">
+                  <wp:posOffset>1455667</wp:posOffset>
+                </wp:positionV>
+                <wp:extent cx="260280" cy="58320"/>
+                <wp:effectExtent l="38100" t="38100" r="26035" b="37465"/>
+                <wp:wrapNone/>
+                <wp:docPr id="2136056606" name="Рукописный ввод 11"/>
+                <wp:cNvGraphicFramePr/>
+                <a:graphic xmlns:a="http://schemas.openxmlformats.org/drawingml/2006/main">
+                  <a:graphicData uri="http://schemas.microsoft.com/office/word/2010/wordprocessingInk">
+                    <w14:contentPart bwMode="auto" r:id="rId25">
+                      <w14:nvContentPartPr>
+                        <w14:cNvContentPartPr/>
+                      </w14:nvContentPartPr>
+                      <w14:xfrm>
+                        <a:off x="0" y="0"/>
+                        <a:ext cx="260280" cy="58320"/>
+                      </w14:xfrm>
+                    </w14:contentPart>
+                  </a:graphicData>
+                </a:graphic>
+              </wp:anchor>
+            </w:drawing>
+          </mc:Choice>
+          <mc:Fallback>
+            <w:pict>
+              <v:shape w14:anchorId="0C11427F" id="Рукописный ввод 11" o:spid="_x0000_s1026" type="#_x0000_t75" style="position:absolute;margin-left:252.9pt;margin-top:114.1pt;width:21.5pt;height:5.6pt;z-index:251674624;visibility:visible;mso-wrap-style:square;mso-wrap-distance-left:9pt;mso-wrap-distance-top:0;mso-wrap-distance-right:9pt;mso-wrap-distance-bottom:0;mso-position-horizontal:absolute;mso-position-horizontal-relative:text;mso-position-vertical:absolute;mso-position-vertical-relative:text" o:gfxdata="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">
+                <v:imagedata r:id="rId26" o:title=""/>
+              </v:shape>
+            </w:pict>
+          </mc:Fallback>
+        </mc:AlternateContent>
+      </w:r>
+      <w:r>
+        <w:rPr>
+          <w:noProof/>
+          <w:lang w:eastAsia="en-US"/>
+        </w:rPr>
+        <mc:AlternateContent>
+          <mc:Choice Requires="wpi">
+            <w:drawing>
+              <wp:anchor distT="0" distB="0" distL="114300" distR="114300" simplePos="0" relativeHeight="251673600" behindDoc="0" locked="0" layoutInCell="1" allowOverlap="1" wp14:anchorId="1E806F3E" wp14:editId="2F3639E9">
+                <wp:simplePos x="0" y="0"/>
+                <wp:positionH relativeFrom="column">
+                  <wp:posOffset>3275965</wp:posOffset>
+                </wp:positionH>
+                <wp:positionV relativeFrom="paragraph">
+                  <wp:posOffset>1466215</wp:posOffset>
+                </wp:positionV>
+                <wp:extent cx="151765" cy="32400"/>
+                <wp:effectExtent l="38100" t="38100" r="38735" b="43815"/>
+                <wp:wrapNone/>
+                <wp:docPr id="864371712" name="Рукописный ввод 10"/>
+                <wp:cNvGraphicFramePr/>
+                <a:graphic xmlns:a="http://schemas.openxmlformats.org/drawingml/2006/main">
+                  <a:graphicData uri="http://schemas.microsoft.com/office/word/2010/wordprocessingInk">
+                    <w14:contentPart bwMode="auto" r:id="rId27">
+                      <w14:nvContentPartPr>
+                        <w14:cNvContentPartPr/>
+                      </w14:nvContentPartPr>
+                      <w14:xfrm>
+                        <a:off x="0" y="0"/>
+                        <a:ext cx="151765" cy="32400"/>
+                      </w14:xfrm>
+                    </w14:contentPart>
+                  </a:graphicData>
+                </a:graphic>
+              </wp:anchor>
+            </w:drawing>
+          </mc:Choice>
+          <mc:Fallback>
+            <w:pict>
+              <v:shape w14:anchorId="332E8AE7" id="Рукописный ввод 10" o:spid="_x0000_s1026" type="#_x0000_t75" style="position:absolute;margin-left:257.45pt;margin-top:114.95pt;width:12.9pt;height:3.5pt;z-index:251673600;visibility:visible;mso-wrap-style:square;mso-wrap-distance-left:9pt;mso-wrap-distance-top:0;mso-wrap-distance-right:9pt;mso-wrap-distance-bottom:0;mso-position-horizontal:absolute;mso-position-horizontal-relative:text;mso-position-vertical:absolute;mso-position-vertical-relative:text" o:gfxdata="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">
+                <v:imagedata r:id="rId28" o:title=""/>
+              </v:shape>
+            </w:pict>
+          </mc:Fallback>
+        </mc:AlternateContent>
+      </w:r>
+      <w:r>
+        <w:rPr>
+          <w:lang w:eastAsia="en-US"/>
+        </w:rPr>
+        <w:drawing>
+          <wp:anchor distT="0" distB="0" distL="114300" distR="114300" simplePos="0" relativeHeight="251665408" behindDoc="0" locked="0" layoutInCell="1" allowOverlap="1" wp14:anchorId="65078F1A" wp14:editId="7E0C4DEC">
+            <wp:simplePos x="0" y="0"/>
+            <wp:positionH relativeFrom="margin">
+              <wp:align>left</wp:align>
+            </wp:positionH>
+            <wp:positionV relativeFrom="paragraph">
+              <wp:posOffset>28</wp:posOffset>
+            </wp:positionV>
+            <wp:extent cx="5940425" cy="2988310"/>
+            <wp:effectExtent l="0" t="0" r="3175" b="2540"/>
+            <wp:wrapTopAndBottom/>
+            <wp:docPr id="916620994" name="Рисунок 1"/>
+            <wp:cNvGraphicFramePr>
+              <a:graphicFrameLocks xmlns:a="http://schemas.openxmlformats.org/drawingml/2006/main" noChangeAspect="1"/>
+            </wp:cNvGraphicFramePr>
+            <a:graphic xmlns:a="http://schemas.openxmlformats.org/drawingml/2006/main">
+              <a:graphicData uri="http://schemas.openxmlformats.org/drawingml/2006/picture">
+                <pic:pic xmlns:pic="http://schemas.openxmlformats.org/drawingml/2006/picture">
+                  <pic:nvPicPr>
+                    <pic:cNvPr id="916620994" name=""/>
+                    <pic:cNvPicPr/>
+                  </pic:nvPicPr>
+                  <pic:blipFill>
+                    <a:blip r:embed="rId29">
+                      <a:extLst>
+                        <a:ext uri="{28A0092B-C50C-407E-A947-70E740481C1C}">
+                          <a14:useLocalDpi xmlns:a14="http://schemas.microsoft.com/office/drawing/2010/main" val="0"/>
+                        </a:ext>
+                      </a:extLst>
+                    </a:blip>
+                    <a:stretch>
+                      <a:fillRect/>
+                    </a:stretch>
+                  </pic:blipFill>
+                  <pic:spPr>
+                    <a:xfrm>
+                      <a:off x="0" y="0"/>
+                      <a:ext cx="5940425" cy="2988310"/>
+                    </a:xfrm>
+                    <a:prstGeom prst="rect">
+                      <a:avLst/>
+                    </a:prstGeom>
+                  </pic:spPr>
+                </pic:pic>
+              </a:graphicData>
+            </a:graphic>
+          </wp:anchor>
+        </w:drawing>
+      </w:r>
+    </w:p>
+    <w:p>
+      <w:pPr>
         <w:pStyle w:val="2"/>
         <w:rPr>
           <w:lang w:eastAsia="en-US"/>
@@ -4311,6 +4649,13 @@
         <w:t>Частотные оценки для 4 методов физического кодирования</w:t>
       </w:r>
       <w:bookmarkEnd w:id="6"/>
+      <w:r>
+        <w:rPr>
+          <w:color w:val="FFFFFF" w:themeColor="background1"/>
+          <w:lang w:eastAsia="en-US"/>
+        </w:rPr>
+        <w:t>хуй</w:t>
+      </w:r>
     </w:p>
     <w:tbl>
       <w:tblPr>
@@ -4401,19 +4746,11 @@
                 <w:lang w:eastAsia="en-US"/>
               </w:rPr>
             </w:pPr>
-            <w:proofErr w:type="spellStart"/>
-            <w:r>
-              <w:rPr>
-                <w:lang w:eastAsia="en-US"/>
-              </w:rPr>
-              <w:t>f_n</w:t>
-            </w:r>
-            <w:proofErr w:type="spellEnd"/>
-            <w:r>
-              <w:rPr>
-                <w:lang w:eastAsia="en-US"/>
-              </w:rPr>
-              <w:t xml:space="preserve"> (МГц)</w:t>
+            <w:r>
+              <w:rPr>
+                <w:lang w:eastAsia="en-US"/>
+              </w:rPr>
+              <w:t>f_n (МГц)</w:t>
             </w:r>
           </w:p>
         </w:tc>
@@ -4429,19 +4766,11 @@
                 <w:lang w:eastAsia="en-US"/>
               </w:rPr>
             </w:pPr>
-            <w:proofErr w:type="spellStart"/>
-            <w:r>
-              <w:rPr>
-                <w:lang w:eastAsia="en-US"/>
-              </w:rPr>
-              <w:t>f_v</w:t>
-            </w:r>
-            <w:proofErr w:type="spellEnd"/>
-            <w:r>
-              <w:rPr>
-                <w:lang w:eastAsia="en-US"/>
-              </w:rPr>
-              <w:t xml:space="preserve"> (МГц)</w:t>
+            <w:r>
+              <w:rPr>
+                <w:lang w:eastAsia="en-US"/>
+              </w:rPr>
+              <w:t>f_v (МГц)</w:t>
             </w:r>
           </w:p>
         </w:tc>
@@ -4457,19 +4786,11 @@
                 <w:lang w:eastAsia="en-US"/>
               </w:rPr>
             </w:pPr>
-            <w:proofErr w:type="spellStart"/>
-            <w:r>
-              <w:rPr>
-                <w:lang w:eastAsia="en-US"/>
-              </w:rPr>
-              <w:t>f_ср</w:t>
-            </w:r>
-            <w:proofErr w:type="spellEnd"/>
-            <w:r>
-              <w:rPr>
-                <w:lang w:eastAsia="en-US"/>
-              </w:rPr>
-              <w:t xml:space="preserve"> (МГц)</w:t>
+            <w:r>
+              <w:rPr>
+                <w:lang w:eastAsia="en-US"/>
+              </w:rPr>
+              <w:t>f_ср (МГц)</w:t>
             </w:r>
           </w:p>
         </w:tc>
@@ -5079,7 +5400,6 @@
               <w:rPr>
                 <w:lang w:eastAsia="en-US"/>
               </w:rPr>
-              <w:lastRenderedPageBreak/>
               <w:t>После 4B/5B (240 бит)</w:t>
             </w:r>
           </w:p>
@@ -5364,6 +5684,7 @@
               <w:rPr>
                 <w:lang w:eastAsia="en-US"/>
               </w:rPr>
+              <w:lastRenderedPageBreak/>
               <w:t>После 4B/5B (240 бит)</w:t>
             </w:r>
           </w:p>
@@ -6448,35 +6769,7 @@
               <w:rPr>
                 <w:lang w:eastAsia="en-US"/>
               </w:rPr>
-              <w:t>Нет DC (единицы чередуются +/−); обнаружение «</w:t>
-            </w:r>
-            <w:proofErr w:type="spellStart"/>
-            <w:r>
-              <w:rPr>
-                <w:lang w:eastAsia="en-US"/>
-              </w:rPr>
-              <w:t>bipolar</w:t>
-            </w:r>
-            <w:proofErr w:type="spellEnd"/>
-            <w:r>
-              <w:rPr>
-                <w:lang w:eastAsia="en-US"/>
-              </w:rPr>
-              <w:t xml:space="preserve"> </w:t>
-            </w:r>
-            <w:proofErr w:type="spellStart"/>
-            <w:r>
-              <w:rPr>
-                <w:lang w:eastAsia="en-US"/>
-              </w:rPr>
-              <w:t>violation</w:t>
-            </w:r>
-            <w:proofErr w:type="spellEnd"/>
-            <w:r>
-              <w:rPr>
-                <w:lang w:eastAsia="en-US"/>
-              </w:rPr>
-              <w:t>»; полоса меньше, чем у Манчестера</w:t>
+              <w:t>Нет DC (единицы чередуются +/−); обнаружение «bipolar violation»; полоса меньше, чем у Манчестера</w:t>
             </w:r>
           </w:p>
         </w:tc>
@@ -6516,7 +6809,6 @@
               <w:rPr>
                 <w:lang w:eastAsia="en-US"/>
               </w:rPr>
-              <w:lastRenderedPageBreak/>
               <w:t>Манчестер</w:t>
             </w:r>
           </w:p>
@@ -6786,21 +7078,7 @@
         <w:rPr>
           <w:lang w:val="ru-RU"/>
         </w:rPr>
-        <w:t xml:space="preserve">Алиев Т.И., Соснин В.В., </w:t>
-      </w:r>
-      <w:proofErr w:type="spellStart"/>
-      <w:r>
-        <w:rPr>
-          <w:lang w:val="ru-RU"/>
-        </w:rPr>
-        <w:t>Шинкарук</w:t>
-      </w:r>
-      <w:proofErr w:type="spellEnd"/>
-      <w:r>
-        <w:rPr>
-          <w:lang w:val="ru-RU"/>
-        </w:rPr>
-        <w:t xml:space="preserve"> Д.Н. Компьютерные сети и телекоммуникации: задания и тесты. – СПб: Университет ИТМО – 2018. – 112 c. </w:t>
+        <w:t xml:space="preserve">Алиев Т.И., Соснин В.В., Шинкарук Д.Н. Компьютерные сети и телекоммуникации: задания и тесты. – СПб: Университет ИТМО – 2018. – 112 c. </w:t>
       </w:r>
     </w:p>
     <w:p>
@@ -6814,36 +7092,14 @@
         <w:rPr>
           <w:lang w:val="ru-RU"/>
         </w:rPr>
-        <w:t xml:space="preserve">Таненбаум Э., </w:t>
-      </w:r>
-      <w:proofErr w:type="spellStart"/>
-      <w:r>
-        <w:rPr>
-          <w:lang w:val="ru-RU"/>
-        </w:rPr>
-        <w:t>Уэзеролл</w:t>
-      </w:r>
-      <w:proofErr w:type="spellEnd"/>
-      <w:r>
-        <w:rPr>
-          <w:lang w:val="ru-RU"/>
-        </w:rPr>
-        <w:t xml:space="preserve"> Д. Компьютерные сети. </w:t>
-      </w:r>
-      <w:r>
-        <w:t xml:space="preserve">5-е </w:t>
-      </w:r>
-      <w:proofErr w:type="spellStart"/>
-      <w:r>
-        <w:t>изд</w:t>
-      </w:r>
-      <w:proofErr w:type="spellEnd"/>
-      <w:r>
-        <w:t>. – СПб.:</w:t>
+        <w:t xml:space="preserve">Таненбаум Э., Уэзеролл Д. Компьютерные сети. </w:t>
+      </w:r>
+      <w:r>
+        <w:t>5-е изд. – СПб.:</w:t>
       </w:r>
     </w:p>
     <w:sectPr>
-      <w:footerReference w:type="default" r:id="rId16"/>
+      <w:footerReference w:type="default" r:id="rId30"/>
       <w:pgSz w:w="11906" w:h="16838"/>
       <w:pgMar w:top="1134" w:right="850" w:bottom="1134" w:left="1701" w:header="708" w:footer="422" w:gutter="0"/>
       <w:pgNumType w:start="2"/>
@@ -8811,6 +9067,7 @@
   <w:style w:type="character" w:default="1" w:styleId="a8">
     <w:name w:val="Default Paragraph Font"/>
     <w:uiPriority w:val="1"/>
+    <w:semiHidden/>
     <w:unhideWhenUsed/>
   </w:style>
   <w:style w:type="table" w:default="1" w:styleId="a9">
@@ -9842,6 +10099,178 @@
 </inkml:ink>
 </file>
 
+<file path=word/ink/ink2.xml><?xml version="1.0" encoding="utf-8"?>
+<inkml:ink xmlns:inkml="http://www.w3.org/2003/InkML">
+  <inkml:definitions>
+    <inkml:context xml:id="ctx0">
+      <inkml:inkSource xml:id="inkSrc0">
+        <inkml:traceFormat>
+          <inkml:channel name="X" type="integer" min="-2.14748E9" max="2.14748E9" units="cm"/>
+          <inkml:channel name="Y" type="integer" min="-2.14748E9" max="2.14748E9" units="cm"/>
+          <inkml:channel name="F" type="integer" max="32767" units="dev"/>
+        </inkml:traceFormat>
+        <inkml:channelProperties>
+          <inkml:channelProperty channel="X" name="resolution" value="1000" units="1/cm"/>
+          <inkml:channelProperty channel="Y" name="resolution" value="1000" units="1/cm"/>
+          <inkml:channelProperty channel="F" name="resolution" value="0" units="1/dev"/>
+        </inkml:channelProperties>
+      </inkml:inkSource>
+      <inkml:timestamp xml:id="ts0" timeString="2025-12-11T11:38:57.254"/>
+    </inkml:context>
+    <inkml:brush xml:id="br0">
+      <inkml:brushProperty name="width" value="0.035" units="cm"/>
+      <inkml:brushProperty name="height" value="0.035" units="cm"/>
+      <inkml:brushProperty name="color" value="#FFFFFF"/>
+    </inkml:brush>
+  </inkml:definitions>
+  <inkml:trace contextRef="#ctx0" brushRef="#br0">137 315 24575,'379'0'0,"-376"0"0,0 0 0,0 0 0,0-1 0,1 1 0,-1 0 0,0-1 0,0 0 0,0 0 0,0 0 0,0 0 0,0 0 0,0-1 0,0 1 0,4-4 0,-6 3 0,1 0 0,0 0 0,-1 0 0,1 0 0,-1 0 0,0-1 0,0 1 0,0 0 0,0-1 0,0 1 0,0-1 0,-1 1 0,1-1 0,-1 1 0,0-1 0,1 1 0,-1-1 0,-1-5 0,1 5 0,0 0 0,-1 0 0,1 0 0,-1 0 0,0 0 0,0 0 0,0 1 0,0-1 0,0 0 0,0 0 0,-1 1 0,0-1 0,1 1 0,-1-1 0,0 1 0,0 0 0,0 0 0,0 0 0,-1 0 0,1 0 0,-1 0 0,1 0 0,-1 1 0,1-1 0,-1 1 0,0 0 0,0 0 0,0 0 0,0 0 0,-4 0 0,-9-2 0,0 1 0,-1 1 0,1 1 0,-25 2 0,18-1 0,-43-1 0,-37 3 0,90 0 0,18 2 0,24 2 0,18-2 0,1-2 0,79-6 0,-126 3 0,0 0 0,0 0 0,1 0 0,-1 0 0,0 0 0,0-1 0,1 1 0,-1 0 0,0-1 0,0 1 0,0-1 0,0 1 0,0-1 0,0 1 0,1-1 0,-1 0 0,-1 0 0,1 1 0,0-1 0,1-2 0,-2 2 0,0 1 0,0-1 0,0 0 0,0 0 0,0 0 0,0 0 0,0 1 0,-1-1 0,1 0 0,0 0 0,-1 1 0,1-1 0,0 0 0,-1 0 0,1 1 0,-1-1 0,1 0 0,-1 1 0,0-1 0,1 1 0,-1-1 0,0 1 0,1-1 0,-1 1 0,0-1 0,1 1 0,-1-1 0,0 1 0,0 0 0,-1-1 0,-31-17 0,-1 2 0,-61-22 0,83 33 0,30 7 0,30 6 0,-12 0 0,3 1 0,1-2 0,72 4 0,-179-13 0,129 15 0,9-1 0,-32-5 0,1-1 0,-1-2 0,76-1 0,-113-4 0,1 1 0,0-1 0,0 0 0,0 0 0,-1 0 0,1 0 0,4-3 0,-6 3 0,-1 1 0,0 0 0,1 0 0,-1 0 0,1-1 0,-1 1 0,1 0 0,-1 0 0,0-1 0,1 1 0,-1-1 0,0 1 0,1 0 0,-1-1 0,0 1 0,0-1 0,1 1 0,-1 0 0,0-1 0,0 1 0,0-1 0,0 1 0,1-1 0,-1 1 0,0-1 0,0 1 0,0-1 0,0 1 0,0-1 0,0 1 0,0-1 0,0 1 0,0-1 0,-1 1 0,1 0 0,0-1 0,0 1 0,0-1 0,-1 1 0,1-1 0,0 1 0,0-1 0,-1 1 0,1 0 0,0-1 0,-1 1 0,1 0 0,0-1 0,-1 1 0,1 0 0,0-1 0,-2 1 0,-6-5 0,0 0 0,-1 1 0,0 0 0,0 0 0,0 1 0,0 0 0,0 1 0,-11-2 0,3 2 0,1 0 0,-1 1 0,-31 3 0,45-2 0,0 1 0,0 0 0,1 0 0,-1 0 0,0 0 0,1 0 0,-1 1 0,1-1 0,-1 1 0,1-1 0,0 1 0,-1 0 0,1 0 0,0 0 0,0 1 0,1-1 0,-1 0 0,0 1 0,1-1 0,-2 4 0,-3 5 0,1 1 0,0 1 0,-3 13 0,7-25 0,1 1 0,0 0 0,-1 0 0,1 0 0,0-1 0,0 1 0,1 0 0,-1 0 0,0 0 0,0-1 0,1 1 0,-1 0 0,1 0 0,0-1 0,-1 1 0,1 0 0,0-1 0,0 1 0,0-1 0,0 1 0,0-1 0,1 0 0,-1 1 0,0-1 0,1 0 0,-1 0 0,0 0 0,1 0 0,0 0 0,-1 0 0,1 0 0,2 1 0,6 2 0,0 0 0,0-1 0,0 0 0,13 2 0,5 0 0,0-2 0,0 0 0,0-2 0,34-3 0,-58 2 0,-1-1 0,1 0 0,-1 1 0,1-1 0,-1 0 0,1-1 0,5-2 0,-8 4 0,-1-1 0,1 1 0,-1 0 0,1-1 0,-1 1 0,1 0 0,-1-1 0,1 1 0,-1-1 0,0 1 0,1-1 0,-1 1 0,0-1 0,1 0 0,-1 1 0,0-1 0,0 1 0,1-1 0,-1 0 0,0 1 0,0-1 0,0 1 0,0-1 0,0 0 0,0 1 0,0-1 0,0 0 0,0 1 0,0-1 0,0 0 0,0 1 0,-1-1 0,1 1 0,0-1 0,0 1 0,-1-1 0,1 0 0,0 1 0,-1-1 0,1 1 0,0-1 0,-1 1 0,1-1 0,-1 1 0,1 0 0,-1-1 0,1 1 0,-2-1 0,-11-10 0,0 1 0,-1 0 0,0 1 0,-1 1 0,0 0 0,0 1 0,0 0 0,-1 2 0,0-1 0,0 2 0,-1 0 0,1 1 0,-29-1 0,43 4 0,0 0 0,0 0 0,0 0 0,0 0 0,0 1 0,0-1 0,0 0 0,0 1 0,0-1 0,1 1 0,-1 0 0,0 0 0,0 0 0,1 0 0,-3 1 0,4-2 0,-1 1 0,1-1 0,0 0 0,-1 1 0,1-1 0,0 1 0,0-1 0,-1 1 0,1-1 0,0 1 0,0-1 0,0 0 0,0 1 0,0-1 0,-1 1 0,1-1 0,0 1 0,0-1 0,0 1 0,0-1 0,0 1 0,1-1 0,-1 1 0,0 1 0,1-1 0,-1 0 0,1 0 0,0 1 0,0-1 0,-1 0 0,1 0 0,0 0 0,0 0 0,0 0 0,0 0 0,2 1 0,5 4 0,1-1 0,0 0 0,1 0 0,0-1 0,-1 0 0,1 0 0,0-1 0,1-1 0,15 3 0,15 0 0,41-1 0,-78-4 0,73 1-1365,-49-2-5461</inkml:trace>
+  <inkml:trace contextRef="#ctx0" brushRef="#br0" timeOffset="190.32">1064 183 24575,'-3'0'0,"-6"0"0,-1-4 0,-2-1 0,-4 0 0,-1 1 0,-3 1 0,-2 2 0,0 0 0,3 0-8191</inkml:trace>
+  <inkml:trace contextRef="#ctx0" brushRef="#br0" timeOffset="365.73">755 138 24575,'0'0'-8191</inkml:trace>
+  <inkml:trace contextRef="#ctx0" brushRef="#br0" timeOffset="20740.66">1041 115 24575,'-86'-1'0,"-93"3"0,178-2 0,1 0 0,-1 0 0,1 0 0,-1 0 0,1 0 0,-1 0 0,0 0 0,1 0 0,-1 0 0,1 0 0,-1 0 0,1 0 0,-1 0 0,0 1 0,1-1 0,-1 0 0,1 0 0,-1 1 0,1-1 0,-1 0 0,1 1 0,-1-1 0,1 0 0,0 1 0,-1-1 0,1 1 0,0-1 0,-1 1 0,1-1 0,0 1 0,-1-1 0,1 1 0,0-1 0,-1 2 0,2-1 0,-1 0 0,1 1 0,0-1 0,-1 0 0,1 0 0,0 1 0,0-1 0,0 0 0,0 0 0,0 0 0,0 0 0,0 0 0,2 1 0,43 26 0,75 25 0,-104-47 0,-1 0 0,1-1 0,0-1 0,25 2 0,-140-8 0,26 2 0,-96-15 0,93 6 0,174 29 0,-68-12 0,1-1 0,1-2 0,38 1 0,-77-7 0,-1-1 0,0 1 0,0-2 0,1 1 0,-7-4 0,-9-2 0,-185-68 0,195 73 0,11 5 0,18 7 0,44 13 0,1-2 0,0-3 0,115 16 0,-382-36 0,125 3 0,53 2 0,15 2 0,12-4 0,0 1 0,0-1 0,0 0 0,0 0 0,-1 0 0,1 0 0,0 0 0,0 1 0,0-1 0,0 0 0,0 0 0,0 0 0,0 0 0,0 1 0,0-1 0,0 0 0,0 0 0,0 0 0,0 0 0,0 1 0,0-1 0,0 0 0,0 0 0,0 0 0,0 0 0,0 1 0,0-1 0,0 0 0,0 0 0,0 0 0,0 0 0,0 1 0,1-1 0,-1 0 0,0 0 0,0 0 0,0 0 0,0 0 0,0 1 0,0-1 0,1 0 0,-1 0 0,0 0 0,0 0 0,0 0 0,0 0 0,0 0 0,1 0 0,7 5 0,1-2 0,-1 1 0,1-1 0,0 0 0,-1-1 0,1 0 0,1 0 0,15 0 0,1 1 0,52 8 0,98 2 0,-170-13 0,1 1 0,0-2 0,-1 1 0,1-1 0,0 0 0,-1 0 0,1-1 0,8-3 0,-15 5 0,0 0 0,1 0 0,-1 0 0,0 0 0,1 0 0,-1-1 0,0 1 0,0 0 0,1 0 0,-1 0 0,0-1 0,0 1 0,0 0 0,1 0 0,-1-1 0,0 1 0,0 0 0,0 0 0,0-1 0,1 1 0,-1 0 0,0-1 0,0 1 0,0 0 0,0-1 0,0 1 0,0 0 0,0 0 0,0-1 0,0 1 0,0 0 0,0-1 0,0 1 0,0 0 0,0-1 0,0 1 0,-1 0 0,1-1 0,-12-10 0,-20-5 0,-7 3 0,0 2 0,-47-7 0,-85-6 0,120 18 0,-50-3 0,-132 4 0,270 6 0,65 13 0,-95-12 0,-7 0 0,-15 1 0,-28-1 0,-145-14 0,-59 0 0,246 12 0,1 0 0,0 0 0,0 0 0,0 0 0,0 0 0,0-1 0,-1 1 0,1 0 0,0 0 0,0 0 0,0 0 0,0 0 0,-1 0 0,1 0 0,0 0 0,0 0 0,0 0 0,0 0 0,-1 0 0,1 0 0,0 0 0,0 0 0,0 0 0,0 0 0,0 0 0,-1 0 0,1 1 0,0-1 0,0 0 0,0 0 0,0 0 0,0 0 0,-1 0 0,1 0 0,0 0 0,0 1 0,0-1 0,0 0 0,0 0 0,0 0 0,0 0 0,0 0 0,-1 1 0,1-1 0,0 0 0,0 0 0,0 0 0,0 0 0,0 0 0,0 1 0,0-1 0,0 0 0,0 0 0,10 8 0,19 5 0,41 15 0,143 48 0,-202-73 0,0-1 0,0 0 0,0-1 0,12 1 0,-21-2 0,0 0 0,1 0 0,-1 0 0,0 0 0,0 0 0,0-1 0,0 1 0,0 0 0,0-1 0,0 0 0,0 1 0,0-1 0,0 0 0,0 0 0,0 0 0,0 0 0,-1-1 0,1 1 0,0 0 0,-1-1 0,1 1 0,-1-1 0,1 1 0,-1-1 0,0 0 0,0 0 0,2-3 0,-3 4 0,0-1 0,0 1 0,1 0 0,-1-1 0,0 1 0,-1 0 0,1-1 0,0 1 0,0 0 0,0-1 0,-1 1 0,1 0 0,-1 0 0,1-1 0,-1 1 0,0 0 0,1 0 0,-1 0 0,0 0 0,0 0 0,0 0 0,0 0 0,1 0 0,-2 0 0,1 0 0,-1-1 0,-38-22 0,17 11 0,21 11 0,0 0 0,0 0 0,0 0 0,0 0 0,0 0 0,0 0 0,0-1 0,1 1 0,-1-1 0,1 1 0,0-1 0,-1 1 0,1-1 0,0 0 0,0-5 0,0 2 0,0 0 0,1 0 0,0 0 0,1 1 0,-1-1 0,3-9 0,-3 14 0,0 0 0,0-1 0,0 1 0,0 0 0,0 0 0,0 0 0,0-1 0,0 1 0,0 0 0,-1 0 0,1 0 0,0-1 0,-1 1 0,1 0 0,-1 0 0,1 0 0,-1 0 0,0 0 0,1 0 0,-1 0 0,0 0 0,0 0 0,0 0 0,1 0 0,-1 1 0,0-1 0,0 0 0,-1 1 0,1-1 0,0 0 0,0 1 0,0-1 0,0 1 0,0 0 0,0-1 0,-1 1 0,1 0 0,-2 0 0,-7-2 0,0 1 0,0 1 0,-19 1 0,16 0 0,-227 1 0,441-2 0,-185 3 0,-16-3 0,0 0 0,0 0 0,0 0 0,0 0 0,0 1 0,0-1 0,0 0 0,0 0 0,0 0 0,0 0 0,0 1 0,0-1 0,0 0 0,0 0 0,0 0 0,0 0 0,0 1 0,0-1 0,-1 0 0,1 0 0,0 0 0,0 0 0,0 0 0,0 1 0,0-1 0,0 0 0,0 0 0,0 0 0,-1 0 0,1 0 0,0 0 0,0 0 0,0 0 0,0 1 0,0-1 0,-1 0 0,1 0 0,0 0 0,0 0 0,0 0 0,-1 0 0,-27 11 0,-78 13 0,118-24 0,0 0 0,-1 1 0,24 5 0,-7-2 0,89 10 0,-143-15 0,17 1 0,19 0 0,13 1 0,-12-1 0,0 1 0,0-1 0,0-1 0,13-2 0,-22 2 0,0 1 0,0-1 0,0 1 0,0-1 0,0 0 0,0 1 0,0-1 0,-1 0 0,1-1 0,0 1 0,0 0 0,-1 0 0,1-1 0,-1 1 0,1-1 0,-1 1 0,0-1 0,0 1 0,1-1 0,-1 0 0,0 0 0,-1 0 0,1 1 0,0-1 0,0 0 0,-1 0 0,1 0 0,-1-3 0,1 4 0,-1 0 0,0 0 0,0 0 0,0-1 0,0 1 0,0 0 0,0 0 0,0 0 0,0-1 0,-1 1 0,1 0 0,0 0 0,-1 0 0,1 0 0,-1 0 0,1-1 0,-1 1 0,1 0 0,-1 0 0,0 0 0,0 0 0,1 1 0,-1-1 0,0 0 0,0 0 0,0 0 0,0 1 0,0-1 0,0 0 0,0 1 0,0-1 0,0 1 0,-1-1 0,1 1 0,0 0 0,0-1 0,0 1 0,0 0 0,-1 0 0,0 0 0,-4 0 0,0 0 0,-1 0 0,1 0 0,0 1 0,0 0 0,-9 3 0,60 7 0,-44-11 0,0 1 0,0-1 0,0 1 0,1 0 0,-1-1 0,0 1 0,0 0 0,-1 0 0,1 0 0,0 0 0,0 0 0,0 0 0,-1 0 0,1 0 0,0 0 0,-1 1 0,1-1 0,-1 0 0,1 0 0,-1 0 0,0 1 0,1-1 0,-1 0 0,0 0 0,0 1 0,0-1 0,0 0 0,0 1 0,0-1 0,-1 0 0,1 0 0,0 1 0,0-1 0,-1 0 0,1 0 0,-1 1 0,1-1 0,-1 0 0,0 0 0,0 0 0,-1 2 0,-1 2 0,-1 1 0,0-1 0,-1 0 0,1 0 0,-1 0 0,-8 7 0,-22 19 0,31-26 0,0-1 0,-1 1 0,1-1 0,-1 0 0,0 0 0,0-1 0,0 1 0,0-1 0,-1 0 0,1-1 0,-1 1 0,0-1 0,-11 2 0,-2-2 0,-39-2 0,229 0 0,-63-2 0,-79 2 0,-48 0 0,-48-1 0,-77 3 0,103 6 0,39-8 0,0 0 0,0 1 0,0 0 0,0-1 0,0 1 0,0 0 0,0 0 0,0 0 0,1 0 0,-1 0 0,0 1 0,1-1 0,-1 0 0,1 1 0,-1-1 0,-1 4 0,3-5 0,0 1 0,0 0 0,0-1 0,1 1 0,-1-1 0,0 1 0,0-1 0,1 1 0,-1 0 0,0-1 0,1 1 0,-1-1 0,1 1 0,-1-1 0,0 0 0,1 1 0,-1-1 0,1 1 0,-1-1 0,1 0 0,-1 1 0,1-1 0,0 0 0,-1 0 0,1 1 0,-1-1 0,1 0 0,0 0 0,-1 0 0,1 0 0,-1 0 0,1 0 0,0 0 0,1 0 0,26 3 0,-27-3 0,55 3 0,71-7 0,-111 2 0,-1-2 0,1 1 0,27-13 0,-1 2 0,-40 13 0,29-10 0,-30 11 0,1-1 0,-1 0 0,1 1 0,-1-1 0,0 0 0,0 0 0,1 1 0,-1-1 0,0 0 0,0 0 0,0-1 0,0 1 0,0 0 0,0 0 0,-1 0 0,1-1 0,1-1 0,-2 3 0,0 0 0,0 0 0,-1 0 0,1 0 0,0 0 0,0 1 0,0-1 0,0 0 0,-1 0 0,1 0 0,0 0 0,0 0 0,0 0 0,-1 0 0,1 0 0,0 0 0,0 0 0,-1 0 0,1 0 0,0 0 0,0 0 0,0 0 0,-1 0 0,1 0 0,0 0 0,0 0 0,0 0 0,-1 0 0,1 0 0,0 0 0,0 0 0,0 0 0,-1 0 0,1-1 0,0 1 0,0 0 0,0 0 0,0 0 0,-1 0 0,1 0 0,0-1 0,0 1 0,0 0 0,0 0 0,0 0 0,0-1 0,-1 1 0,1 0 0,0 0 0,0 0 0,0-1 0,0 1 0,0 0 0,0 0 0,0 0 0,0-1 0,0 1 0,0 0 0,0 0 0,0-1 0,0 1 0,0 0 0,0 0 0,1 0 0,-1-1 0,-14 16 0,13-14 0,1 0 0,-1 1 0,0-1 0,1 0 0,-1 1 0,1-1 0,-1 1 0,1-1 0,0 0 0,-1 1 0,1-1 0,0 1 0,0-1 0,0 1 0,0-1 0,1 1 0,-1-1 0,0 1 0,0-1 0,1 1 0,-1-1 0,1 1 0,0-1 0,-1 0 0,1 1 0,0-1 0,0 0 0,0 0 0,0 0 0,0 1 0,0-1 0,0 0 0,0 0 0,0-1 0,0 1 0,0 0 0,2 1 0,0-1 0,-1-1 0,1 1 0,-1-1 0,1 1 0,0-1 0,-1 0 0,1 0 0,-1 0 0,1 0 0,0-1 0,-1 1 0,1-1 0,-1 0 0,1 1 0,-1-1 0,1 0 0,-1 0 0,0-1 0,0 1 0,1 0 0,2-3 0,-3 2 0,1 0 0,-1-1 0,1 1 0,-1-1 0,0 1 0,0-1 0,0 0 0,-1 0 0,1 0 0,0 0 0,-1 0 0,0 0 0,0 0 0,0 0 0,0-1 0,-1 1 0,1 0 0,-1-1 0,1-3 0,-2 5 0,1 0 0,0 0 0,0 0 0,-1-1 0,1 1 0,-1 0 0,0 0 0,1 0 0,-1 0 0,0 1 0,0-1 0,0 0 0,-1 0 0,1 0 0,0 1 0,-1-1 0,1 1 0,-1-1 0,1 1 0,-1-1 0,0 1 0,1 0 0,-1 0 0,0 0 0,0 0 0,0 0 0,0 0 0,0 1 0,0-1 0,-3 0 0,-1 0 0,0 1 0,0 0 0,0 0 0,0 0 0,0 1 0,0 0 0,0 0 0,1 0 0,-1 1 0,0 0 0,-8 4 0,12-5 0,0-1 0,0 1 0,0 0 0,0 0 0,1 0 0,-1 0 0,0 0 0,1 1 0,-1-1 0,1 0 0,-1 1 0,1-1 0,0 1 0,0-1 0,0 1 0,-1 0 0,2 0 0,-1-1 0,0 1 0,0 0 0,0 0 0,1 0 0,-1 0 0,1 0 0,0 0 0,-1 0 0,1 0 0,0 0 0,0 0 0,0 0 0,1 0 0,-1 0 0,0 0 0,1 0 0,-1 0 0,1-1 0,1 4 0,0-2 0,0 0 0,0-1 0,0 1 0,0-1 0,0 0 0,1 0 0,-1 0 0,1 0 0,0 0 0,-1-1 0,1 1 0,0-1 0,0 1 0,0-1 0,0 0 0,0 0 0,0-1 0,6 2 0,2 0 0,1-1 0,-1 0 0,0-1 0,12-1 0,-15 0 0,-1 0 0,0 0 0,1 0 0,-1-1 0,0 0 0,0-1 0,0 0 0,0 0 0,-1 0 0,1-1 0,-1 0 0,0 0 0,0-1 0,0 0 0,-1 0 0,0 0 0,0 0 0,0-1 0,0 0 0,-1 0 0,0 0 0,0-1 0,-1 1 0,0-1 0,0 0 0,0 0 0,-1 0 0,0 0 0,0 0 0,-1-1 0,1-9 0,-1 3 0,0-1 0,-2 1 0,1-1 0,-2 1 0,-4-20 0,6 30 0,-1 1 0,0 0 0,-1 1 0,1-1 0,0 0 0,-1 0 0,1 0 0,-1 1 0,0-1 0,0 1 0,0-1 0,0 1 0,-4-3 0,4 4 0,-1-1 0,1 1 0,0 0 0,0 1 0,-1-1 0,1 0 0,-1 1 0,1-1 0,0 1 0,-1 0 0,1 0 0,-1 0 0,1 0 0,-1 0 0,1 0 0,0 1 0,-1-1 0,1 1 0,-1 0 0,-1 1 0,-4 1 0,1 1 0,-1 0 0,1 0 0,1 0 0,-1 1 0,0 0 0,1 1 0,0 0 0,1 0 0,-1 0 0,1 0 0,0 1 0,1 0 0,-1 0 0,1 0 0,1 0 0,-1 1 0,1-1 0,1 1 0,-1 0 0,1 0 0,1 0 0,0 0 0,0 1 0,0 8 0,1-15 0,0 0 0,1 0 0,-1 0 0,0 0 0,1 0 0,0 0 0,-1 0 0,1 0 0,0 0 0,0-1 0,0 1 0,0 0 0,0 0 0,0-1 0,1 1 0,-1-1 0,1 1 0,-1-1 0,1 0 0,-1 1 0,1-1 0,0 0 0,0 0 0,-1 0 0,1 0 0,0-1 0,0 1 0,0 0 0,0-1 0,0 1 0,0-1 0,0 0 0,4 0 0,-4 1 0,0-1 0,0 0 0,0 0 0,0 0 0,0 0 0,0-1 0,0 1 0,0 0 0,0-1 0,0 1 0,0-1 0,-1 0 0,1 0 0,0 0 0,0 0 0,-1 0 0,1 0 0,0 0 0,-1 0 0,1-1 0,-1 1 0,0-1 0,1 1 0,-1-1 0,0 1 0,0-1 0,0 0 0,0 1 0,0-1 0,-1 0 0,1 0 0,0 0 0,0-3 0,-1 3 0,0 0 0,-1 0 0,1 0 0,0 0 0,-1 0 0,0 0 0,1 0 0,-1 0 0,0 0 0,0 0 0,0 0 0,0 1 0,0-1 0,0 0 0,-1 1 0,1-1 0,0 1 0,-1-1 0,0 1 0,1 0 0,-1 0 0,0 0 0,1 0 0,-4-2 0,-6-2 0,-1-1 0,-21-6 0,24 9 0,-27-9 0,-1 1 0,0 2 0,-72-8 0,104 17 0,0 0 0,-1 1 0,1-1 0,0 1 0,-1 0 0,1 0 0,0 0 0,-10 5 0,14-6 0,-1 1 0,1 0 0,0-1 0,0 1 0,-1 0 0,1-1 0,0 1 0,0 0 0,0 0 0,0 0 0,0 0 0,0 0 0,0 1 0,1-1 0,-1 0 0,0 0 0,0 0 0,1 1 0,-1-1 0,1 0 0,-1 1 0,1-1 0,0 1 0,0-1 0,-1 0 0,1 1 0,0-1 0,0 1 0,0-1 0,0 0 0,1 1 0,-1-1 0,0 1 0,1-1 0,-1 0 0,1 1 0,-1-1 0,1 0 0,0 2 0,1 0 0,0 0 0,0 0 0,0-1 0,1 1 0,-1-1 0,1 1 0,0-1 0,0 0 0,-1 0 0,1 0 0,4 2 0,40 18 0,-36-18 0,10 5 0,1-1 0,0-2 0,0 0 0,0-1 0,1-1 0,-1-2 0,1 0 0,0-1 0,0-1 0,41-6 0,-60 5 0,0 0 0,-1 0 0,1-1 0,0 1 0,0-1 0,-1 0 0,1 0 0,-1 0 0,1-1 0,-1 1 0,0-1 0,0 0 0,0 0 0,4-5 0,-6 6 0,0 1 0,0 0 0,0-1 0,-1 1 0,1-1 0,-1 0 0,1 1 0,-1-1 0,1 0 0,-1 1 0,0-1 0,0 0 0,0 1 0,0-1 0,0 0 0,0 1 0,0-1 0,-1 0 0,1 1 0,-1-1 0,1 0 0,-1 1 0,1-1 0,-1 1 0,0-1 0,0 1 0,0 0 0,0-1 0,0 1 0,0 0 0,0-1 0,0 1 0,-1 0 0,1 0 0,0 0 0,-1 0 0,-2-1 0,-1-1 0,0 0 0,0 0 0,-1 1 0,1 0 0,0 0 0,-1 1 0,0-1 0,1 1 0,-1 0 0,-7 0 0,-11 1 0,-29 2 0,19 0 0,11-2 0,15 0 0,-1 0 0,0 0 0,1 1 0,-1 0 0,-9 3 0,18-4 0,0-1 0,0 1 0,0 0 0,-1 0 0,1 0 0,0 0 0,0 0 0,-1 0 0,1 0 0,0 0 0,0 0 0,0 0 0,-1 0 0,1 1 0,0-1 0,0 0 0,0 0 0,-1 0 0,1 0 0,0 0 0,0 0 0,0 0 0,-1 1 0,1-1 0,0 0 0,0 0 0,0 0 0,0 0 0,0 1 0,-1-1 0,1 0 0,0 0 0,0 0 0,0 1 0,0-1 0,0 0 0,0 0 0,0 0 0,0 1 0,0-1 0,0 0 0,0 0 0,0 0 0,0 1 0,0-1 0,0 0 0,0 0 0,0 1 0,13 4 0,20 0 0,-7-3 0,-6 0 0,-1 0 0,1-1 0,0-2 0,0 0 0,34-6 0,-52 6 0,0 1 0,1-1 0,-1 0 0,0 0 0,0 0 0,0 0 0,0-1 0,0 1 0,-1 0 0,1-1 0,0 1 0,-1-1 0,1 0 0,-1 0 0,1 1 0,1-5 0,-2 5 0,-1 1 0,0-1 0,0 0 0,0 1 0,1-1 0,-1 0 0,0 0 0,0 1 0,0-1 0,0 0 0,0 0 0,0 1 0,0-1 0,-1 0 0,1 1 0,0-1 0,0 0 0,0 0 0,-1 1 0,0-2 0,0 1 0,0 0 0,0-1 0,0 1 0,0 0 0,0 0 0,-1 0 0,1 1 0,0-1 0,-1 0 0,1 0 0,0 1 0,-1-1 0,-2 0 0,-11-3 0,1 1 0,-1 1 0,0 0 0,-1 1 0,-27 1 0,15 2 0,1 1 0,-36 9 0,47-6 0,25-3 0,32-2 0,-36-1 0,15 1 0,24-1 0,-41 0 0,0 0 0,0 0 0,-1-1 0,1 1 0,0-1 0,-1 0 0,1 0 0,0 0 0,-1 0 0,1 0 0,3-2 0,-6 3 0,-1 0 0,1 0 0,0 0 0,0-1 0,0 1 0,0 0 0,0 0 0,0 0 0,0 0 0,0 0 0,0 0 0,0 0 0,0 0 0,0 0 0,0 0 0,0 0 0,0 0 0,-1 0 0,1 0 0,0 0 0,0 0 0,0 0 0,0 0 0,0-1 0,0 1 0,0 0 0,0 0 0,0 0 0,0 0 0,0 0 0,0 0 0,0 0 0,0 0 0,0 0 0,0 0 0,0 0 0,0 0 0,0-1 0,0 1 0,0 0 0,0 0 0,0 0 0,1 0 0,-1 0 0,0 0 0,0 0 0,0 0 0,0 0 0,0 0 0,0 0 0,0 0 0,-8 5 0,7-4 0,0 1 0,0-1 0,-1 1 0,2-1 0,-1 1 0,0 0 0,0-1 0,1 1 0,-1 0 0,0 0 0,1-1 0,0 1 0,-1 0 0,1 0 0,0 0 0,0-1 0,0 1 0,0 0 0,1 0 0,-1 0 0,0 0 0,1-1 0,-1 1 0,2 2 0,-1-2 0,1 0 0,-1 0 0,1 0 0,0 0 0,0 0 0,-1-1 0,1 1 0,0-1 0,0 0 0,0 1 0,1-1 0,-1 0 0,0 0 0,0 0 0,1-1 0,-1 1 0,0 0 0,4 0 0,4 0 0,0 1 0,0-1 0,1 0 0,-1-1 0,19-2 0,-26 2 0,0-1 0,0 1 0,0-1 0,0 0 0,0 0 0,-1 0 0,1 0 0,0 0 0,0-1 0,-1 1 0,1-1 0,0 0 0,-1 0 0,0 0 0,1 0 0,-1 0 0,0 0 0,0-1 0,0 1 0,-1-1 0,1 1 0,-1-1 0,3-4 0,-4 6 0,1 0 0,-1-1 0,0 1 0,1 0 0,-1-1 0,0 1 0,0 0 0,0 0 0,0-1 0,0 1 0,0 0 0,-1-1 0,1 1 0,0 0 0,-1-1 0,1 1 0,0 0 0,-1 0 0,0 0 0,1-1 0,-1 1 0,0 0 0,1 0 0,-1 0 0,0 0 0,0 0 0,0 0 0,0 0 0,0 0 0,0 1 0,0-1 0,0 0 0,-1 1 0,1-1 0,0 1 0,0-1 0,0 1 0,-1-1 0,1 1 0,0 0 0,-3-1 0,-6-1 0,0 0 0,-1 1 0,-20-1 0,27 2 0,-140 4 0,142-4 0,-1 0 0,1 0 0,0 1 0,1-1 0,-1 1 0,0-1 0,0 1 0,0-1 0,0 1 0,0 0 0,0 0 0,1 0 0,-1 0 0,0 1 0,1-1 0,-1 0 0,1 1 0,-1-1 0,1 1 0,0-1 0,0 1 0,0-1 0,0 1 0,0 0 0,0 0 0,0 0 0,0-1 0,0 1 0,1 0 0,-1 0 0,1 0 0,0 0 0,0 0 0,-1 0 0,1 0 0,0 0 0,1 0 0,-1 0 0,1 2 0,-1 1 0,1 0 0,0 0 0,1 0 0,0 0 0,-1 0 0,1-1 0,1 1 0,-1-1 0,1 1 0,0-1 0,0 0 0,0 0 0,0 0 0,7 5 0,0-2 0,0-1 0,0 0 0,1-1 0,0 0 0,0-1 0,0 0 0,1-1 0,-1 0 0,18 2 0,-3-2 0,0-1 0,0-2 0,33-3 0,-55 3 0,1-1 0,-1 1 0,0-1 0,0-1 0,1 1 0,-1-1 0,0 1 0,0-1 0,0 0 0,6-5 0,-8 5 0,0 1 0,0-1 0,0 0 0,-1 0 0,1 0 0,0 0 0,-1 0 0,0 0 0,1 0 0,-1 0 0,0-1 0,0 1 0,0 0 0,0-1 0,-1 1 0,1-1 0,-1 1 0,1-1 0,-1-3 0,0 4 0,-1 1 0,1-1 0,0 1 0,-1-1 0,1 1 0,-1-1 0,0 1 0,1-1 0,-1 1 0,0 0 0,0-1 0,0 1 0,0 0 0,0 0 0,0-1 0,0 1 0,0 0 0,-1 0 0,1 0 0,0 1 0,-1-1 0,-1-1 0,-36-14 0,29 13 0,-24-8 0,0 1 0,0 2 0,-1 2 0,0 1 0,0 1 0,-53 2 0,81 3 0,1 0 0,-1 0 0,0 1 0,1-1 0,-1 1 0,1 1 0,0-1 0,0 1 0,-9 5 0,13-7 0,1 0 0,-1 0 0,0 0 0,0 1 0,1-1 0,-1 0 0,1 1 0,-1-1 0,1 1 0,0 0 0,-1-1 0,1 1 0,0 0 0,0 0 0,0 0 0,0 0 0,1 0 0,-1 0 0,0 0 0,1 0 0,0 0 0,-1 0 0,1 0 0,0 0 0,0 0 0,0 0 0,0 1 0,1-1 0,-1 0 0,0 0 0,1 0 0,0 0 0,0 3 0,1-2 0,0 0 0,1 0 0,-1-1 0,0 1 0,1 0 0,-1-1 0,1 0 0,0 1 0,0-1 0,0 0 0,0-1 0,0 1 0,0 0 0,5 1 0,51 15 0,-31-12 0,1 0 0,1-2 0,-1-1 0,0-2 0,55-4 0,-81 3 0,-1-1 0,0 1 0,0-1 0,0 0 0,0 0 0,1 0 0,-1 0 0,0 0 0,0 0 0,-1 0 0,1-1 0,0 1 0,0-1 0,-1 1 0,1-1 0,-1 0 0,1 0 0,-1 0 0,0 0 0,2-3 0,-2 4 0,-1 0 0,1-1 0,-1 1 0,1 0 0,-1-1 0,0 1 0,0 0 0,1-1 0,-1 1 0,0-1 0,0 1 0,0 0 0,0-1 0,-1 1 0,1-1 0,0 1 0,-1 0 0,1-1 0,-1 1 0,1 0 0,-1-1 0,1 1 0,-1 0 0,0 0 0,0-1 0,0 1 0,0 0 0,0 0 0,0 0 0,0 0 0,0 0 0,0 1 0,-2-3 0,-3 0 0,0 0 0,-1 1 0,1 0 0,0 0 0,-1 0 0,0 0 0,1 1 0,-11-1 0,-58 2 0,51 0 0,16 0 0,0 0 0,-1 1 0,1 0 0,-15 3 0,21-3 0,0-1 0,0 1 0,1 0 0,-1 0 0,0 0 0,0-1 0,1 1 0,-1 1 0,1-1 0,-1 0 0,1 0 0,0 1 0,-1-1 0,1 0 0,0 1 0,0 0 0,0-1 0,0 1 0,0 0 0,0-1 0,0 1 0,1 0 0,-1 0 0,1-1 0,-1 1 0,1 0 0,-1 2 0,2-1 0,-1-1 0,0 0 0,1 0 0,0 1 0,-1-1 0,1 0 0,0 0 0,0 0 0,0 0 0,0 0 0,1 0 0,-1 0 0,0 0 0,1 0 0,-1-1 0,1 1 0,0 0 0,0-1 0,-1 1 0,1-1 0,0 0 0,3 1 0,6 5 0,1 0 0,18 6 0,-30-13 0,58 20 0,1-3 0,1-2 0,93 11 0,-118-21 0,68 0 0,-90-6 0,0 1 0,-1-2 0,1 0 0,0 0 0,-1-1 0,1-1 0,-1 0 0,19-9 0,-30 12 0,1 0 0,0 0 0,0 0 0,-1 0 0,1 0 0,0-1 0,-1 1 0,0-1 0,1 1 0,-1-1 0,0 1 0,1-1 0,-1 1 0,0-1 0,0 0 0,-1 0 0,1 0 0,0 1 0,0-1 0,-1 0 0,0 0 0,1 0 0,-1 0 0,0 0 0,0-2 0,0 1 0,0 1 0,-1 0 0,0 0 0,1-1 0,-1 1 0,0 0 0,0 0 0,0 0 0,0 0 0,-1 0 0,1 0 0,0 1 0,-1-1 0,0 0 0,1 1 0,-1-1 0,0 1 0,0-1 0,0 1 0,1 0 0,-5-2 0,-9-2 0,0 0 0,0 0 0,0 2 0,-1 0 0,1 0 0,-18 1 0,-10-3 0,23 2 0,6 0 0,-1 1 0,0 0 0,0 1 0,-18 2 0,31-1 0,-1 0 0,0 0 0,1 1 0,-1-1 0,0 1 0,1-1 0,-1 1 0,1 0 0,-1 0 0,1 0 0,-1 1 0,1-1 0,0 1 0,0-1 0,0 1 0,0 0 0,0-1 0,0 1 0,0 0 0,0 0 0,1 1 0,-1-1 0,1 0 0,0 0 0,-1 1 0,1-1 0,0 1 0,0-1 0,0 5 0,1-6 0,0 1 0,0 0 0,0-1 0,0 1 0,1-1 0,-1 1 0,0 0 0,1-1 0,-1 1 0,1-1 0,0 1 0,0-1 0,-1 0 0,1 1 0,0-1 0,0 0 0,0 0 0,0 1 0,1-1 0,-1 0 0,0 0 0,0 0 0,1 0 0,-1-1 0,1 1 0,-1 0 0,0 0 0,3 0 0,6 3 0,0 1 0,20 4 0,-28-8 0,40 8 0,1-1 0,0-2 0,0-2 0,67-2 0,-98-2 0,-1-1 0,1-1 0,-1 0 0,16-4 0,-25 5 0,1 0 0,-1 0 0,1 0 0,-1 0 0,0 0 0,0-1 0,0 1 0,1-1 0,-1 1 0,-1-1 0,4-3 0,-4 4 0,0 0 0,-1 0 0,1-1 0,-1 1 0,1 0 0,-1 0 0,0-1 0,1 1 0,-1 0 0,0-1 0,0 1 0,0 0 0,0-1 0,0 1 0,0 0 0,0-1 0,0 1 0,-1 0 0,1-1 0,0 1 0,-1 0 0,1 0 0,-2-3 0,0 1 0,-1-1 0,1 1 0,-1 0 0,1 0 0,-1 0 0,0 0 0,0 0 0,0 1 0,-1-1 0,1 1 0,-1 0 0,1 0 0,-6-2 0,-9-3 0,-28-8 0,40 13 0,-56-14 0,-1 3 0,0 2 0,-73-3 0,339 17 0,-135-4 0,-275 2 0,290 4 0,0 5 0,136 31 0,-208-35 0,-18-3 0,-23-1 0,30-2 0,-217 0 0,214 0 0,0 0 0,1 1 0,-1-1 0,0 1 0,0-1 0,0 1 0,0 0 0,1 0 0,-1 0 0,1 1 0,-4 1 0,6-3 0,0 0 0,0 0 0,0 0 0,-1 0 0,1 1 0,0-1 0,0 0 0,0 0 0,0 0 0,-1 1 0,1-1 0,0 0 0,0 0 0,0 1 0,0-1 0,0 0 0,0 0 0,0 1 0,0-1 0,0 0 0,0 0 0,0 1 0,0-1 0,0 0 0,0 0 0,0 1 0,0-1 0,0 0 0,0 0 0,0 1 0,0-1 0,0 0 0,0 0 0,0 1 0,0-1 0,0 0 0,1 1 0,0 0 0,1 0 0,-1 0 0,0 0 0,1 0 0,-1-1 0,1 1 0,0 0 0,-1-1 0,1 1 0,2 0 0,28 5 0,-1-1 0,1-2 0,0-1 0,48-3 0,-74 0 0,1 1 0,-1-1 0,0-1 0,8-1 0,-13 3 0,-1-1 0,1 1 0,-1 0 0,0 0 0,1 0 0,-1 0 0,0 0 0,1-1 0,-1 1 0,1 0 0,-1 0 0,0-1 0,1 1 0,-1 0 0,0 0 0,0-1 0,1 1 0,-1 0 0,0-1 0,0 1 0,1 0 0,-1-1 0,0 1 0,0-1 0,0 1 0,0 0 0,0-1 0,0 0 0,-1 0 0,1 0 0,-1 0 0,1 1 0,-1-1 0,0 0 0,0 1 0,1-1 0,-1 0 0,0 1 0,0-1 0,0 1 0,1-1 0,-1 1 0,0 0 0,0-1 0,-2 1 0,-18-7 0,-1 0 0,-1 2 0,1 1 0,-29-2 0,21 3 0,-40-10 0,69 13 0,0 0 0,0 0 0,0-1 0,0 1 0,0 0 0,0 0 0,0-1 0,0 1 0,0 0 0,0-1 0,1 1 0,-1-1 0,0 0 0,0 1 0,0-1 0,0 0 0,1 1 0,-1-1 0,0 0 0,1 0 0,-2-1 0,3 2 0,-1-1 0,0 0 0,0 1 0,1-1 0,-1 1 0,1-1 0,-1 0 0,0 1 0,1-1 0,-1 1 0,1-1 0,-1 1 0,1-1 0,-1 1 0,1 0 0,0-1 0,-1 1 0,1 0 0,0-1 0,-1 1 0,1 0 0,0-1 0,48-13 0,-48 14 0,11-3 0,-7 3 0,0-1 0,1 0 0,-1-1 0,0 1 0,0-1 0,0 0 0,0 0 0,0 0 0,-1-1 0,1 0 0,7-6 0,-12 9 0,0 0 0,1 0 0,-1-1 0,0 1 0,0 0 0,0-1 0,0 1 0,0 0 0,1-1 0,-1 1 0,0 0 0,0 0 0,0-1 0,0 1 0,0 0 0,0-1 0,0 1 0,0 0 0,0-1 0,0 1 0,-1 0 0,1-1 0,0 1 0,0 0 0,0-1 0,0 1 0,0 0 0,-1 0 0,1-1 0,0 1 0,0 0 0,0 0 0,-1-1 0,1 1 0,0 0 0,0 0 0,-1 0 0,1-1 0,0 1 0,0 0 0,-1 0 0,1 0 0,0 0 0,-1 0 0,1-1 0,0 1 0,-1 0 0,1 0 0,0 0 0,-1 0 0,-18-3 0,18 3 0,-56-4 0,-59 5 0,50 0 0,7 3 0,55-3 0,-1-1 0,1 1 0,0 1 0,-1-1 0,1 1 0,0-1 0,0 1 0,0 1 0,0-1 0,0 0 0,-3 4 0,6-6 0,1 1 0,-1-1 0,1 0 0,0 1 0,-1-1 0,1 1 0,-1-1 0,1 1 0,0-1 0,0 1 0,-1-1 0,1 1 0,0-1 0,0 1 0,-1-1 0,1 1 0,0-1 0,0 1 0,0-1 0,0 1 0,0 0 0,0-1 0,0 1 0,0-1 0,0 1 0,0-1 0,0 1 0,0-1 0,1 2 0,-1-1 0,1 0 0,0 0 0,0 0 0,0 0 0,0 0 0,0 0 0,0 0 0,0 0 0,0 0 0,1 0 0,1 0 0,37 15 0,-40-16 0,20 5 0,0 0 0,0-1 0,0-1 0,1-1 0,-1-1 0,1 0 0,0-2 0,25-4 0,-34 0 0,-12 5 0,1 0 0,-1 0 0,0-1 0,0 1 0,0 0 0,0 0 0,0 0 0,0 0 0,0 0 0,0-1 0,0 1 0,0 0 0,0 0 0,0 0 0,0 0 0,0-1 0,0 1 0,0 0 0,0 0 0,0 0 0,0 0 0,-1 0 0,1-1 0,0 1 0,0 0 0,0 0 0,0 0 0,0 0 0,0 0 0,0 0 0,0 0 0,-1-1 0,1 1 0,0 0 0,0 0 0,0 0 0,0 0 0,0 0 0,0 0 0,-1 0 0,-23-7 0,-220 4 0,193 4 0,65-1 0,-7 1 0,1-1 0,-1 0 0,0-1 0,1 1 0,-1-1 0,0-1 0,0 1 0,9-4 0,-16 5 0,0 0 0,0 0 0,0 0 0,0 0 0,1 0 0,-1 0 0,0 0 0,0 0 0,0-1 0,0 1 0,0 0 0,1 0 0,-1 0 0,0 0 0,0 0 0,0 0 0,0 0 0,0 0 0,0-1 0,0 1 0,0 0 0,1 0 0,-1 0 0,0 0 0,0 0 0,0-1 0,0 1 0,0 0 0,0 0 0,0 0 0,0 0 0,0 0 0,0-1 0,0 1 0,0 0 0,0 0 0,0 0 0,0 0 0,0-1 0,0 1 0,0 0 0,0 0 0,0 0 0,-1 0 0,1 0 0,0-1 0,0 1 0,0 0 0,0 0 0,0 0 0,0 0 0,-11-7 0,-16-2 0,-13 0 0,-2 1 0,1 2 0,-1 1 0,-80 3 0,117 3 0,0-1 0,0 1 0,0 0 0,0 1 0,-8 3 0,12-5 0,1 0 0,-1 0 0,1 1 0,-1-1 0,1 0 0,-1 1 0,1-1 0,-1 0 0,1 1 0,-1-1 0,1 1 0,0-1 0,-1 0 0,1 1 0,0-1 0,-1 1 0,1-1 0,0 1 0,0-1 0,0 1 0,-1 0 0,1 0 0,0 0 0,1-1 0,-1 1 0,0 0 0,0 0 0,1 0 0,-1-1 0,1 1 0,-1 0 0,1 0 0,-1-1 0,1 1 0,-1 0 0,1-1 0,0 1 0,-1-1 0,1 1 0,0-1 0,-1 1 0,3 0 0,5 4 0,1-1 0,-1 0 0,1-1 0,0 0 0,1 0 0,-1 0 0,0-2 0,1 1 0,12 0 0,92-3 0,-85 0 0,-29 1 0,0 0 0,0 0 0,0 0 0,0 0 0,0 0 0,0 0 0,0 0 0,0 0 0,0 0 0,0 0 0,0 0 0,0 0 0,0 0 0,0 0 0,0 0 0,0 1 0,0-1 0,0 0 0,0 0 0,0 0 0,0 0 0,0 0 0,0 0 0,0 0 0,0 0 0,0 0 0,0 0 0,0 0 0,1 0 0,-1 0 0,0 0 0,0 0 0,0 0 0,0 0 0,0 0 0,0 0 0,0 0 0,0 1 0,0-1 0,0 0 0,0 0 0,0 0 0,0 0 0,0 0 0,0 0 0,1 0 0,-12 5 0,-14 4 0,1-2 0,2 2 0,-29 13 0,-10 5 0,56-24 0,0-1 0,0 1 0,1 0 0,0 0 0,-1 1 0,1-1 0,0 1 0,1 0 0,-1 0 0,1 0 0,-4 7 0,2-5 0,1 0 0,-1 0 0,-1 0 0,1-1 0,-9 6 0,3-4 0,0-1 0,-1 0 0,-16 5 0,8-3 0,20-8 0,0 0 0,-1 0 0,1 0 0,0 0 0,0 0 0,0 0 0,-1 0 0,1 0 0,0 0 0,0 0 0,-1 0 0,1 0 0,0 0 0,0 0 0,-1 0 0,1 0 0,0 0 0,0 0 0,0 1 0,-1-1 0,1 0 0,0 0 0,0 0 0,0 0 0,0 1 0,-1-1 0,1 0 0,0 0 0,0 0 0,0 0 0,0 1 0,0-1 0,0 0 0,0 0 0,-1 1 0,1-1 0,0 0 0,0 0 0,0 1 0,0-1 0,0 0 0,0 0 0,0 0 0,0 1 0,0-1 0,0 0 0,0 0 0,1 1 0,13 3 0,26-2 0,-13-3 0,34-6 0,-53 6 0,0-1 0,0 0 0,0 0 0,0-1 0,0 0 0,0 0 0,-1-1 0,11-6 0,-17 10 0,0-1 0,-1 0 0,1 1 0,0-1 0,0 0 0,0 0 0,0 0 0,-1 1 0,1-1 0,0 0 0,-1 0 0,1 0 0,-1 0 0,1 0 0,-1 0 0,1 0 0,-1-1 0,0 1 0,0 0 0,1 0 0,-1 0 0,0 0 0,0 0 0,0 0 0,-1-2 0,1 0 0,-1 1 0,0 0 0,0 0 0,0 0 0,0 0 0,0 0 0,-1 0 0,1 1 0,-1-1 0,1 0 0,-1 1 0,-2-3 0,-2-1 0,-1 0 0,0 1 0,0 0 0,0 0 0,0 0 0,-11-3 0,-8 1 0,-1 2 0,0 1 0,0 1 0,0 1 0,-48 5 0,-5-1 0,71-4 0,-1 2 0,0-1 0,0 1 0,1 1 0,-1 0 0,1 0 0,-1 1 0,-10 4 0,55-1 0,305-7 0,-316-3 0,-22 0 0,-13-2 0,-9 2 0,0 1 0,-1 1 0,1 1 0,-34 1 0,39 1 0,15-1 0,0 0 0,1 0 0,-1 0 0,0-1 0,0 1 0,0 0 0,0 0 0,0 0 0,0 0 0,0 0 0,0 0 0,0 0 0,0 0 0,0 0 0,0 0 0,0 0 0,0 0 0,0 0 0,0 0 0,0 0 0,0 0 0,0 0 0,0 0 0,0-1 0,0 1 0,0 0 0,0 0 0,0 0 0,0 0 0,0 0 0,0 0 0,0 0 0,1 0 0,-1 0 0,0 0 0,1 0 0,-1 0 0,1-1 0,-1 1 0,0 0 0,1 0 0,-1 0 0,0 0 0,1-1 0,-1 1 0,0 0 0,1 0 0,-1-1 0,0 1 0,0 0 0,1-1 0,-1 1 0,0 0 0,0-1 0,1 1 0,-1 0 0,0-1 0,0 1 0,0 0 0,0-1 0,0 1 0,0 0 0,0-1 0,1 1 0,-1-1 0,0 1 0,0 0 0,0-1 0,-1 1 0,1-1 0,0 1 0,0 0 0,0-1 0,0 1 0,0-1 0,0 1 0,0 0 0,-1-1 0,1 1 0,0 0 0,0-1 0,-1 1 0,1 0 0,0-1 0,0 1 0,-1 0 0,1 0 0,0-1 0,-1 1 0,1 0 0,0 0 0,-1 0 0,1-1 0,0 1 0,-1 0 0,1 0 0,-1 0 0,-19-10 0,-1 2 0,0 0 0,0 1 0,0 1 0,-33-5 0,39 8 0,-10 1 0,23 3 0,14 1 0,174 4 0,-166-6 0,-192 0 0,187 0 0,-5 0 0,-23 0 0,-112 0 0,212-1 0,-30-1 0,-1 2 0,86 12 0,-125-7 0,-16-5 0,-1 0 0,0 0 0,0 0 0,0 0 0,0 0 0,0 0 0,0 0 0,0 0 0,0 1 0,0-1 0,0 0 0,0 0 0,0 0 0,0 0 0,0 0 0,0 0 0,0 0 0,0 0 0,0 0 0,0 1 0,0-1 0,0 0 0,0 0 0,0 0 0,0 0 0,0 0 0,0 0 0,0 0 0,0 0 0,0 0 0,0 1 0,0-1 0,0 0 0,0 0 0,0 0 0,0 0 0,0 0 0,0 0 0,0 0 0,0 0 0,0 0 0,0 0 0,0 0 0,0 1 0,-1-1 0,1 0 0,0 0 0,0 0 0,0 0 0,0 0 0,0 0 0,0 0 0,0 0 0,0 0 0,0 0 0,-1 0 0,1 0 0,0 0 0,0 0 0,0 0 0,0 0 0,0 0 0,0 0 0,-30 4 0,5-3 0,15-2 0,0 1 0,1 1 0,-1 0 0,0 0 0,0 0 0,1 2 0,-1-1 0,1 1 0,-18 8 0,25-10 0,1-1 0,0 1 0,0 0 0,0-1 0,0 1 0,0 0 0,0 0 0,0 0 0,0 0 0,0 0 0,0 0 0,0 0 0,0 0 0,1 1 0,-1-1 0,1 0 0,-1 0 0,1 1 0,-1-1 0,1 0 0,0 1 0,-1-1 0,1 0 0,0 1 0,0-1 0,0 0 0,0 1 0,0-1 0,0 0 0,1 1 0,-1-1 0,1 2 0,0-1 0,0 0 0,0-1 0,0 1 0,1 0 0,-1-1 0,0 1 0,1 0 0,0-1 0,-1 0 0,1 1 0,0-1 0,0 0 0,0 0 0,0 0 0,-1 0 0,1 0 0,1-1 0,-1 1 0,3 0 0,9 1 0,1 0 0,-1-1 0,24-2 0,-35 1 0,-7-1 0,-13 0 0,3 1 0,28-1 0,41 4 0,86 14 0,-153-16 0,1-1 0,-1 0 0,-20-2 0,13-3 0,8 4 0,0-1 0,0-1 0,0 0 0,1-1 0,-1 0 0,1 0 0,-19-12 0,27 15 0,1-1 0,-1 0 0,0 0 0,1 1 0,-1-1 0,1 0 0,-1-1 0,1 1 0,0 0 0,0 0 0,0-1 0,0 1 0,1 0 0,-1-1 0,0 1 0,1-1 0,-1-4 0,1 6 0,0-1 0,0 0 0,1 0 0,-1 1 0,0-1 0,1 0 0,-1 1 0,1-1 0,-1 0 0,1 1 0,0-1 0,-1 0 0,1 1 0,0-1 0,0 1 0,0 0 0,1-1 0,-1 1 0,0 0 0,0 0 0,1-1 0,-1 1 0,1 0 0,-1 0 0,3-1 0,4-1 0,26-13 0,-34 16 0,1 0 0,-1 0 0,1-1 0,-1 1 0,1-1 0,-1 1 0,0 0 0,1-1 0,-1 1 0,0-1 0,1 1 0,-1-1 0,0 1 0,1-1 0,-1 1 0,0-1 0,0 1 0,0-1 0,0 1 0,0-1 0,1 0 0,-2 0 0,1 0 0,0 1 0,-1-1 0,1 0 0,-1 1 0,1-1 0,-1 0 0,1 1 0,-1-1 0,1 1 0,-1-1 0,1 1 0,-1-1 0,0 1 0,1-1 0,-1 1 0,0-1 0,1 1 0,-1 0 0,-1-1 0,-7-2 0,0 1 0,-1-1 0,0 2 0,1-1 0,-1 1 0,0 1 0,1 0 0,-1 0 0,0 1 0,0 0 0,1 1 0,-1 0 0,1 0 0,-1 1 0,-13 6 0,14-4 0,0 1 0,0 0 0,1 1 0,-15 14 0,-15 11 0,37-32 0,1 0 0,-1 0 0,1 1 0,-1-1 0,1 0 0,0 0 0,-1 1 0,1-1 0,-1 0 0,1 1 0,-1-1 0,1 0 0,0 1 0,-1-1 0,1 1 0,0-1 0,-1 1 0,1-1 0,0 0 0,0 1 0,0-1 0,-1 1 0,1-1 0,0 1 0,0 0 0,0-1 0,0 1 0,0-1 0,0 1 0,0 0 0,1 0 0,-1-1 0,1 1 0,0-1 0,0 1 0,0-1 0,-1 1 0,1-1 0,0 0 0,0 1 0,0-1 0,0 0 0,0 0 0,0 0 0,0 1 0,1-1 0,49 0 0,-44-1 0,12 0 0,-29 1 0,-29-1 0,14 1 0,11-1 0,0 1 0,-27 4 0,36-3 0,1 0 0,-1 0 0,1 0 0,0 1 0,0 0 0,0 0 0,0 0 0,0 0 0,0 1 0,0-1 0,1 1 0,-1 0 0,-3 4 0,7-6 0,-1-1 0,0 1 0,1 0 0,-1-1 0,1 1 0,-1 0 0,1-1 0,0 1 0,-1 0 0,1-1 0,0 1 0,-1 0 0,1 0 0,0-1 0,0 1 0,0 0 0,0 0 0,-1 0 0,1-1 0,0 1 0,0 0 0,1 0 0,-1 0 0,0-1 0,0 1 0,0 0 0,1 0 0,0 1 0,0-1 0,0 0 0,0 1 0,0-1 0,0 0 0,0 0 0,0 0 0,1 0 0,-1 0 0,0 0 0,1 0 0,2 0 0,4 3 0,0-1 0,0-1 0,0 0 0,10 2 0,-1-1 0,1-1 0,0 0 0,-1-1 0,1-1 0,0 0 0,0-2 0,20-3 0,-36 4 0,0 0 0,0 0 0,0 0 0,0 0 0,0 0 0,0 0 0,0 0 0,0 0 0,0-1 0,-1 1 0,1-1 0,0 0 0,-1 1 0,1-1 0,-1 0 0,0 0 0,0 0 0,1 0 0,-1 0 0,-1 0 0,1 0 0,0 0 0,0 0 0,-1-1 0,1 1 0,-1 0 0,0 0 0,0-1 0,1 1 0,-2-4 0,1 2 0,-1 0 0,1 0 0,-1 0 0,0 0 0,0 1 0,-1-1 0,1 0 0,-1 1 0,0-1 0,0 1 0,0-1 0,0 1 0,0 0 0,-1 0 0,0 0 0,-5-5 0,1 4 0,0-1 0,0 1 0,0 1 0,0 0 0,-1 0 0,1 0 0,-1 1 0,0 0 0,0 0 0,-11 0 0,-1 0 0,-1 2 0,-39 4 0,37 3 0,20-1 0,14-1 0,5-2 24,1-1 0,0 0 0,0-1 0,22-1 0,-33-1-117,0 1 0,-1-1 1,1 0-1,0 0 0,0 0 0,-1-1 0,1 0 0,-1 0 1,1-1-1,-1 1 0,0-1 0,0 0 0,0-1 1,0 1-1,8-9 0,-5 2-6733</inkml:trace>
+</inkml:ink>
+</file>
+
+<file path=word/ink/ink3.xml><?xml version="1.0" encoding="utf-8"?>
+<inkml:ink xmlns:inkml="http://www.w3.org/2003/InkML">
+  <inkml:definitions>
+    <inkml:context xml:id="ctx0">
+      <inkml:inkSource xml:id="inkSrc0">
+        <inkml:traceFormat>
+          <inkml:channel name="X" type="integer" min="-2.14748E9" max="2.14748E9" units="cm"/>
+          <inkml:channel name="Y" type="integer" min="-2.14748E9" max="2.14748E9" units="cm"/>
+          <inkml:channel name="F" type="integer" max="32767" units="dev"/>
+        </inkml:traceFormat>
+        <inkml:channelProperties>
+          <inkml:channelProperty channel="X" name="resolution" value="1000" units="1/cm"/>
+          <inkml:channelProperty channel="Y" name="resolution" value="1000" units="1/cm"/>
+          <inkml:channelProperty channel="F" name="resolution" value="0" units="1/dev"/>
+        </inkml:channelProperties>
+      </inkml:inkSource>
+      <inkml:timestamp xml:id="ts0" timeString="2025-12-11T11:40:56.522"/>
+    </inkml:context>
+    <inkml:brush xml:id="br0">
+      <inkml:brushProperty name="width" value="0.035" units="cm"/>
+      <inkml:brushProperty name="height" value="0.035" units="cm"/>
+      <inkml:brushProperty name="color" value="#FFFFFF"/>
+    </inkml:brush>
+  </inkml:definitions>
+  <inkml:trace contextRef="#ctx0" brushRef="#br0">379 225 24575,'502'0'0,"-966"0"0,648 0 0,-641 0 0,950 0 0,-811 0 0,434 1 0,140-2 0,-230 0 0,31-6 0,-44 2 0,-18 2 0,-21-1 0,-410 0 0,233 6 0,606-2 0,-627 0 0,570 17 0,-329-13 0,-26-2 0,-28-2 0,-79-1 0,-134 2 0,239-1 0,-1 1 0,1 1 0,-13 3 0,24-5 0,0 0 0,0 0 0,-1 0 0,1-1 0,0 1 0,0 0 0,0 0 0,0 0 0,0 0 0,-1 0 0,1 0 0,0 0 0,0 0 0,0 0 0,0 0 0,-1 0 0,1 0 0,0 0 0,0 0 0,0 0 0,0 1 0,0-1 0,-1 0 0,1 0 0,0 0 0,0 0 0,0 0 0,0 0 0,0 0 0,-1 0 0,1 0 0,0 1 0,0-1 0,0 0 0,0 0 0,0 0 0,0 0 0,0 0 0,0 0 0,0 1 0,0-1 0,0 0 0,0 0 0,-1 0 0,1 0 0,0 1 0,0-1 0,0 0 0,0 0 0,0 0 0,0 0 0,0 1 0,1-1 0,-1 0 0,0 0 0,0 0 0,0 0 0,0 1 0,13 3 0,22-1 0,116-2 0,-513-1 0,682 0 0,-419-2 0,-119 4 0,217-2 0,-1 0 0,1 0 0,0 0 0,-1 1 0,1-1 0,-1 0 0,1 1 0,0-1 0,-1 0 0,1 1 0,0 0 0,-1-1 0,1 1 0,0 0 0,-2 1 0,6 3 0,14-1 0,37 1 0,89-4 0,-89-1 0,-52 0 0,23-2 0,-24 3 0,-1-1 0,1 0 0,0 0 0,0 0 0,-1 0 0,1 0 0,0-1 0,-1 1 0,1 0 0,0 0 0,-1 0 0,1-1 0,0 1 0,-1 0 0,1-1 0,0 1 0,-1 0 0,1-1 0,-1 1 0,1-1 0,-1 1 0,1-1 0,-1 1 0,1-1 0,-1 1 0,1-2 0,-1 2 0,-1-1 0,1 0 0,-1 1 0,1-1 0,-1 1 0,1-1 0,-1 1 0,0-1 0,1 1 0,-1-1 0,0 1 0,1 0 0,-1-1 0,0 1 0,1 0 0,-1 0 0,0-1 0,0 1 0,1 0 0,-1 0 0,0 0 0,-1 0 0,-21-3 0,20 3 0,-177-3 0,146 3 0,603 1 0,-643-1 0,151-1 0,-1-3 0,0-3 0,87-19 0,-52-1 0,97-20 0,-206 47 0,1-1 0,0 1 0,-1-1 0,1 0 0,-1 0 0,1 0 0,-1 0 0,5-3 0,-7 4 0,0 0 0,0 0 0,0 0 0,0 0 0,0 0 0,0 0 0,1 0 0,-1-1 0,0 1 0,0 0 0,0 0 0,0 0 0,0 0 0,0 0 0,0 0 0,0-1 0,0 1 0,0 0 0,0 0 0,0 0 0,0 0 0,0 0 0,0 0 0,0-1 0,0 1 0,0 0 0,0 0 0,0 0 0,-1 0 0,1 0 0,0 0 0,0 0 0,0-1 0,0 1 0,0 0 0,0 0 0,0 0 0,0 0 0,0 0 0,0 0 0,-1 0 0,1 0 0,0 0 0,0 0 0,0 0 0,0-1 0,0 1 0,0 0 0,-1 0 0,-16-3 0,-200-1 0,139 5 0,57-1 0,0 1 0,0 1 0,-40 9 0,61-11 0,-1 0 0,1 0 0,0 0 0,-1 0 0,1 0 0,-1 0 0,1 0 0,0 0 0,-1 0 0,1 1 0,-1-1 0,1 0 0,0 0 0,-1 0 0,1 0 0,0 1 0,-1-1 0,1 0 0,0 0 0,0 1 0,-1-1 0,1 0 0,0 0 0,0 1 0,-1-1 0,1 0 0,0 1 0,0-1 0,0 0 0,-1 1 0,1-1 0,0 0 0,0 1 0,0-1 0,0 1 0,15 6 0,28 1 0,0-3 0,1-1 0,69-3 0,-56-2 0,-7 2 0,94-3 0,-141 2 0,0 0 0,0 0 0,0-1 0,0 0 0,0 1 0,0-1 0,0 0 0,-1 0 0,1 0 0,3-3 0,-5 4 0,-1 0 0,0 0 0,0 0 0,0-1 0,0 1 0,0 0 0,1 0 0,-1 0 0,0 0 0,0-1 0,0 1 0,0 0 0,0 0 0,0 0 0,0-1 0,0 1 0,0 0 0,0 0 0,0 0 0,0-1 0,0 1 0,0 0 0,0 0 0,0 0 0,0-1 0,0 1 0,0 0 0,0 0 0,0 0 0,0-1 0,0 1 0,0 0 0,0 0 0,-1 0 0,1-1 0,0 1 0,0 0 0,0 0 0,0 0 0,0 0 0,-1 0 0,1-1 0,0 1 0,-21-8 0,-25-1 0,-1 3 0,1 2 0,-75 3 0,68 0 0,-276 3 0,422-1 0,100-1 0,-138-2 0,86-15 0,-81 2 0,-56 14 0,1-1 0,-1 0 0,1 0 0,-1-1 0,0 1 0,0-1 0,0 0 0,0 0 0,0 0 0,3-4 0,-6 6 0,-1 0 0,1 1 0,-1-1 0,1 1 0,-1-1 0,1 0 0,-1 1 0,0-1 0,1 0 0,-1 0 0,0 1 0,1-1 0,-1 0 0,0 0 0,0 1 0,0-1 0,0 0 0,0 0 0,0 0 0,0 1 0,0-1 0,0 0 0,0 0 0,0 1 0,0-1 0,-1 0 0,1-1 0,-1 1 0,0 0 0,0-1 0,-1 1 0,1 0 0,0 0 0,0 0 0,-1 0 0,1 1 0,0-1 0,-1 0 0,1 0 0,-4 0 0,-4-2 0,0 0 0,-1 1 0,-13-1 0,8 1 0,-1 1 0,0 0 0,1 1 0,-1 1 0,0 0 0,1 1 0,-1 1 0,1 1 0,0 0 0,0 0 0,1 2 0,-1 0 0,1 0 0,-22 15 0,26-15 0,1 0 0,0-1 0,1 2 0,-1-1 0,-8 10 0,16-15 0,0 0 0,0 0 0,0 0 0,1 0 0,-1 0 0,0 0 0,0 0 0,0 0 0,1 1 0,-1-1 0,1 0 0,-1 0 0,1 1 0,-1-1 0,1 0 0,0 1 0,-1-1 0,1 0 0,0 1 0,0-1 0,0 1 0,0-1 0,0 0 0,1 1 0,-1-1 0,0 0 0,1 1 0,-1-1 0,1 0 0,-1 0 0,1 1 0,-1-1 0,1 0 0,0 0 0,0 0 0,0 0 0,0 0 0,0 0 0,0 0 0,1 1 0,1 1 0,1-1 0,0 1 0,0-1 0,-1 0 0,1 0 0,1-1 0,-1 1 0,0-1 0,0 0 0,5 1 0,47 2 0,-38-3 0,87 5 0,1-5 0,171-20 0,-262 18 0,0-2 0,0 0 0,-1 0 0,1-1 0,17-8 0,-24 4 0,-12 2 0,-14 0 0,-10 1 0,0 1 0,0 2 0,-38 1 0,-87 12 0,-171 33 0,80-10 0,223-30 0,27-3 0,35 0 0,-39-1 0,132 0 0,154-3 0,-283 3 0,-1 0 0,0 0 0,1-1 0,-1 0 0,0 1 0,1-2 0,-1 1 0,0 0 0,0-1 0,4-2 0,-7 4 0,-1 0 0,0 0 0,0 0 0,1 0 0,-1-1 0,0 1 0,0 0 0,1 0 0,-1 0 0,0 0 0,0-1 0,0 1 0,1 0 0,-1 0 0,0 0 0,0-1 0,0 1 0,0 0 0,0 0 0,1-1 0,-1 1 0,0 0 0,0 0 0,0-1 0,0 1 0,0 0 0,0 0 0,0-1 0,0 1 0,0 0 0,0-1 0,0 1 0,0 0 0,0 0 0,0-1 0,0 1 0,0 0 0,0 0 0,-1-1 0,1 1 0,0 0 0,0 0 0,0-1 0,0 1 0,0 0 0,-1 0 0,1-1 0,-17-6 0,-24 1 0,-1 1 0,0 2 0,-52 3 0,39 0 0,-32-2 0,-188 4 0,217 1 0,0 3 0,-94 22 0,142-24 0,17-2 0,23 0 0,-29-2 0,465 1 0,-202-2 0,-945 1 0,1064-17 0,-124-12 0,-257 29 0,0-1 0,-1 1 0,1 0 0,-1-1 0,1 1 0,-1-1 0,1 1 0,-1-1 0,1 1 0,-1-1 0,0 0 0,1 0 0,-1 0 0,0 0 0,0 0 0,1 0 0,-1 0 0,1-2 0,-2 2 0,1 1 0,-1 0 0,0-1 0,0 1 0,0-1 0,0 1 0,0-1 0,0 1 0,0 0 0,1-1 0,-1 1 0,0-1 0,-1 1 0,1-1 0,0 1 0,0-1 0,0 1 0,0-1 0,0 1 0,0 0 0,0-1 0,-1 1 0,1-1 0,-1 0 0,0 0 0,0 0 0,0 0 0,0 0 0,0 0 0,0 1 0,0-1 0,0 0 0,0 1 0,0-1 0,0 1 0,-3-1 0,-3-1-341,-1 0 0,1 1-1,-13-1 1,-4 0-6485</inkml:trace>
+</inkml:ink>
+</file>
+
+<file path=word/ink/ink4.xml><?xml version="1.0" encoding="utf-8"?>
+<inkml:ink xmlns:inkml="http://www.w3.org/2003/InkML">
+  <inkml:definitions>
+    <inkml:context xml:id="ctx0">
+      <inkml:inkSource xml:id="inkSrc0">
+        <inkml:traceFormat>
+          <inkml:channel name="X" type="integer" min="-2.14748E9" max="2.14748E9" units="cm"/>
+          <inkml:channel name="Y" type="integer" min="-2.14748E9" max="2.14748E9" units="cm"/>
+          <inkml:channel name="F" type="integer" max="32767" units="dev"/>
+        </inkml:traceFormat>
+        <inkml:channelProperties>
+          <inkml:channelProperty channel="X" name="resolution" value="1000" units="1/cm"/>
+          <inkml:channelProperty channel="Y" name="resolution" value="1000" units="1/cm"/>
+          <inkml:channelProperty channel="F" name="resolution" value="0" units="1/dev"/>
+        </inkml:channelProperties>
+      </inkml:inkSource>
+      <inkml:timestamp xml:id="ts0" timeString="2025-12-11T11:40:42.261"/>
+    </inkml:context>
+    <inkml:brush xml:id="br0">
+      <inkml:brushProperty name="width" value="0.035" units="cm"/>
+      <inkml:brushProperty name="height" value="0.035" units="cm"/>
+      <inkml:brushProperty name="color" value="#FFFFFF"/>
+    </inkml:brush>
+  </inkml:definitions>
+  <inkml:trace contextRef="#ctx0" brushRef="#br0">0 166 24566,'1539'-42'0,"-1752"-81"0,-1113 288 0</inkml:trace>
+</inkml:ink>
+</file>
+
+<file path=word/ink/ink5.xml><?xml version="1.0" encoding="utf-8"?>
+<inkml:ink xmlns:inkml="http://www.w3.org/2003/InkML">
+  <inkml:definitions>
+    <inkml:context xml:id="ctx0">
+      <inkml:inkSource xml:id="inkSrc0">
+        <inkml:traceFormat>
+          <inkml:channel name="X" type="integer" min="-2.14748E9" max="2.14748E9" units="cm"/>
+          <inkml:channel name="Y" type="integer" min="-2.14748E9" max="2.14748E9" units="cm"/>
+          <inkml:channel name="F" type="integer" max="32767" units="dev"/>
+        </inkml:traceFormat>
+        <inkml:channelProperties>
+          <inkml:channelProperty channel="X" name="resolution" value="1000" units="1/cm"/>
+          <inkml:channelProperty channel="Y" name="resolution" value="1000" units="1/cm"/>
+          <inkml:channelProperty channel="F" name="resolution" value="0" units="1/dev"/>
+        </inkml:channelProperties>
+      </inkml:inkSource>
+      <inkml:timestamp xml:id="ts0" timeString="2025-12-11T11:40:34.182"/>
+    </inkml:context>
+    <inkml:brush xml:id="br0">
+      <inkml:brushProperty name="width" value="0.035" units="cm"/>
+      <inkml:brushProperty name="height" value="0.035" units="cm"/>
+      <inkml:brushProperty name="color" value="#FFFFFF"/>
+    </inkml:brush>
+  </inkml:definitions>
+  <inkml:trace contextRef="#ctx0" brushRef="#br0">638 4 24575,'0'1'0,"0"0"0,-1 0 0,1 0 0,-1 0 0,1 0 0,-1 0 0,1 0 0,-1-1 0,0 1 0,0 0 0,1 0 0,-1-1 0,0 1 0,0 0 0,0-1 0,0 1 0,1-1 0,-1 1 0,0-1 0,0 1 0,0-1 0,0 1 0,0-1 0,0 0 0,0 0 0,-1 0 0,0 1 0,-35 3 0,33-4 0,-151 1 0,125-2 0,171 1 0,-204 2 0,-76-4 0,28-20 0,100 21 0,17 0 0,28 1 0,-6 1 0,-57 0 0,-14-2 0,29-1 0,-1 1 0,1 1 0,-1 1 0,1 0 0,-1 1 0,1 0 0,-16 5 0,21-2 0,0 0 0,0 0 0,0 1 0,1 0 0,0 1 0,-11 10 0,20-13 0,7-1 0,10-2 0,-18-1 0,24 1 60,28-3 0,-44 1-246,0 0 1,0-1-1,0 0 0,0 0 1,0-1-1,-1 0 1,11-5-1,-6 0-6640</inkml:trace>
+</inkml:ink>
+</file>
+
+<file path=word/ink/ink6.xml><?xml version="1.0" encoding="utf-8"?>
+<inkml:ink xmlns:inkml="http://www.w3.org/2003/InkML">
+  <inkml:definitions>
+    <inkml:context xml:id="ctx0">
+      <inkml:inkSource xml:id="inkSrc0">
+        <inkml:traceFormat>
+          <inkml:channel name="X" type="integer" min="-2.14748E9" max="2.14748E9" units="cm"/>
+          <inkml:channel name="Y" type="integer" min="-2.14748E9" max="2.14748E9" units="cm"/>
+          <inkml:channel name="F" type="integer" max="32767" units="dev"/>
+        </inkml:traceFormat>
+        <inkml:channelProperties>
+          <inkml:channelProperty channel="X" name="resolution" value="1000" units="1/cm"/>
+          <inkml:channelProperty channel="Y" name="resolution" value="1000" units="1/cm"/>
+          <inkml:channelProperty channel="F" name="resolution" value="0" units="1/dev"/>
+        </inkml:channelProperties>
+      </inkml:inkSource>
+      <inkml:timestamp xml:id="ts0" timeString="2025-12-11T11:40:22.351"/>
+    </inkml:context>
+    <inkml:brush xml:id="br0">
+      <inkml:brushProperty name="width" value="0.035" units="cm"/>
+      <inkml:brushProperty name="height" value="0.035" units="cm"/>
+      <inkml:brushProperty name="color" value="#FFFFFF"/>
+    </inkml:brush>
+  </inkml:definitions>
+  <inkml:trace contextRef="#ctx0" brushRef="#br0">252 6 24575,'-3'0'0,"-28"3"0,31-3 0,-1 1 0,0-1 0,1 0 0,-1 0 0,1 1 0,-1-1 0,1 0 0,-1 1 0,1-1 0,-1 1 0,1-1 0,-1 0 0,1 1 0,0-1 0,-1 1 0,1-1 0,0 1 0,-1 0 0,1-1 0,0 1 0,0-1 0,-1 1 0,1-1 0,0 1 0,0 0 0,0-1 0,0 1 0,0-1 0,0 1 0,0 0 0,0-1 0,0 1 0,0 0 0,0-1 0,0 1 0,1-1 0,-1 1 0,0-1 0,0 1 0,1 0 0,-1-1 0,0 1 0,1-1 0,-1 1 0,2 1 0,-1 1 0,1-1 0,0 0 0,-1 0 0,1 0 0,0-1 0,0 1 0,0 0 0,0-1 0,1 1 0,-1-1 0,0 0 0,4 2 0,34 11 0,-33-12 0,26 6 0,0-2 0,0-1 0,0-2 0,60-1 0,-75-5 0,-17 3 0,-1 0 0,0 0 0,0 0 0,0 0 0,0-1 0,0 1 0,0 0 0,0 0 0,1 0 0,-1 0 0,0 0 0,0 0 0,0 0 0,0 0 0,0-1 0,0 1 0,0 0 0,0 0 0,0 0 0,0 0 0,0 0 0,0-1 0,0 1 0,0 0 0,0 0 0,0 0 0,0 0 0,0 0 0,0 0 0,0-1 0,0 1 0,0 0 0,0 0 0,0 0 0,0 0 0,0 0 0,0-1 0,0 1 0,0 0 0,0 0 0,0 0 0,0 0 0,-1 0 0,1 0 0,0 0 0,0-1 0,0 1 0,0 0 0,0 0 0,0 0 0,-1 0 0,-1-2 0,-1 1 0,1-1 0,-1 1 0,0 0 0,1 0 0,-1 0 0,0 0 0,-5 0 0,-35-4 0,-1 2 0,0 2 0,-49 5 0,66-3 0,-29 7 0,47-6 0,1 0 0,0 0 0,0 1 0,0 0 0,0 0 0,0 1 0,-11 7 0,17-10 0,1 0 0,0 0 0,0-1 0,0 1 0,0 0 0,0 0 0,0 1 0,0-1 0,0 0 0,0 0 0,0 0 0,1 1 0,-1-1 0,0 0 0,1 1 0,-1-1 0,0 2 0,1-2 0,1-1 0,-1 1 0,0 0 0,0 0 0,0-1 0,0 1 0,1 0 0,-1 0 0,0-1 0,1 1 0,-1 0 0,0-1 0,1 1 0,-1 0 0,1-1 0,-1 1 0,1-1 0,-1 1 0,1 0 0,0-1 0,-1 1 0,2-1 0,1 2 0,1 0 0,0 0 0,-1-1 0,1 1 0,0-1 0,0 0 0,0 0 0,0-1 0,0 1 0,5-1 0,-3 0 0,1-1 0,-1 0 0,0 0 0,8-3 0,-12 4 0,-1 0 0,1-1 0,-1 1 0,0-1 0,1 1 0,-1-1 0,0 1 0,0-1 0,1 0 0,-1 0 0,0 1 0,0-1 0,0 0 0,0 0 0,0 0 0,0 0 0,0 0 0,0-1 0,0 1 0,-1 0 0,1 0 0,0 0 0,-1-1 0,2-1 0,-3 2 0,1 0 0,0 1 0,-1-1 0,1 0 0,0 1 0,-1-1 0,1 1 0,-1-1 0,1 0 0,-1 1 0,1-1 0,-1 1 0,1-1 0,-1 1 0,0 0 0,1-1 0,-1 1 0,0-1 0,1 1 0,-1 0 0,0 0 0,0-1 0,1 1 0,-1 0 0,0 0 0,0 0 0,0 0 0,-26-3 0,23 3 0,-9-1 0,-7-2 0,0 2 0,0 0 0,-1 1 0,1 1 0,-33 7 0,53-8 0,-1 0 0,1 0 0,-1 0 0,1 0 0,-1 0 0,1 0 0,-1 0 0,1 0 0,-1 0 0,1 1 0,-1-1 0,1 0 0,-1 0 0,1 1 0,0-1 0,-1 0 0,1 1 0,0-1 0,-1 0 0,1 1 0,0-1 0,-1 0 0,1 1 0,0-1 0,-1 1 0,1-1 0,0 1 0,11 5 0,21-1 0,-30-5 0,0 0 0,0 0 0,0 0 0,0-1 0,0 1 0,0-1 0,0 1 0,0-1 0,0 1 0,-1-1 0,1 0 0,0 0 0,0 0 0,-1 0 0,1 0 0,-1 0 0,1-1 0,-1 1 0,1 0 0,-1-1 0,0 1 0,0-1 0,0 0 0,0 1 0,0-1 0,0 0 0,0 0 0,0 1 0,0-1 0,-1 0 0,1 0 0,-1 0 0,0 0 0,0 0 0,1 0 0,-1 0 0,0 0 0,0 0 0,-1-2 0,1 3 0,0 0 0,0-1 0,0 1 0,1 0 0,-1 0 0,0-1 0,1 1 0,-1 0 0,1 0 0,-1 0 0,1 0 0,-1 0 0,1 0 0,0 0 0,0 0 0,-1 0 0,1 0 0,0 0 0,0 0 0,0 1 0,0-1 0,0 0 0,0 0 0,0 1 0,0-1 0,0 1 0,0-1 0,1 1 0,1-1 0,4-1 0,1 0 0,0 1 0,13-1 0,-16 2 0,210-1 0,-8 1 0,-205 0 0,1 0 0,0-1 0,0 0 0,0 1 0,-1-1 0,1 0 0,0 0 0,-1-1 0,1 1 0,-1 0 0,3-3 0,-4 4 0,-1 0 0,0-1 0,1 1 0,-1 0 0,0-1 0,1 1 0,-1 0 0,0-1 0,0 1 0,1-1 0,-1 1 0,0 0 0,0-1 0,0 1 0,1-1 0,-1 1 0,0-1 0,0 1 0,0 0 0,0-1 0,0 1 0,0-1 0,0 1 0,0-1 0,0 1 0,0-1 0,-1 0 0,0 0 0,1 0 0,-1 0 0,0 0 0,1 1 0,-1-1 0,0 0 0,0 1 0,0-1 0,0 0 0,0 1 0,0-1 0,0 1 0,0-1 0,0 1 0,-2-1 0,-14-3 0,-1 1 0,0 0 0,-1 2 0,1 0 0,0 1 0,-27 3 0,-3-1 0,81 2 0,112 14 0,-6-17 0,-207-3 0,-116 4 0,162 4 0,17-1 0,15 0 0,14-1 0,1-2 0,0 0 0,35-4 0,-30 2 0,-30 0 0,0 0 0,0 0 0,0 0 0,0 0 0,0 0 0,1 0 0,-1 0 0,0 0 0,0 0 0,0 0 0,0 0 0,0 0 0,0 0 0,0 0 0,0 0 0,0 1 0,1-1 0,-1 0 0,0 0 0,0 0 0,0 0 0,0 0 0,0 0 0,0 0 0,0 0 0,0 0 0,1 0 0,-1-1 0,0 1 0,0 0 0,0 0 0,0 0 0,0 0 0,0 0 0,0 0 0,0 0 0,0 0 0,1 0 0,-1 0 0,0 0 0,0 0 0,0 0 0,0 0 0,0 0 0,0-1 0,0 1 0,0 0 0,0 0 0,0 0 0,0 0 0,0 0 0,0 0 0,0 0 0,0 0 0,0-1 0,0 1 0,0 0 0,0 0 0,0 0 0,0 0 0,0 0 0,0 0 0,0 0 0,0 0 0,0-1 0,0 1 0,0 0 0,0 0 0,0 0 0,-10-6 0,-16-3 0,6 7-1365,1 0-5461</inkml:trace>
+</inkml:ink>
+</file>
+
+<file path=word/ink/ink7.xml><?xml version="1.0" encoding="utf-8"?>
+<inkml:ink xmlns:inkml="http://www.w3.org/2003/InkML">
+  <inkml:definitions>
+    <inkml:context xml:id="ctx0">
+      <inkml:inkSource xml:id="inkSrc0">
+        <inkml:traceFormat>
+          <inkml:channel name="X" type="integer" min="-2.14748E9" max="2.14748E9" units="cm"/>
+          <inkml:channel name="Y" type="integer" min="-2.14748E9" max="2.14748E9" units="cm"/>
+          <inkml:channel name="F" type="integer" max="32767" units="dev"/>
+        </inkml:traceFormat>
+        <inkml:channelProperties>
+          <inkml:channelProperty channel="X" name="resolution" value="1000" units="1/cm"/>
+          <inkml:channelProperty channel="Y" name="resolution" value="1000" units="1/cm"/>
+          <inkml:channelProperty channel="F" name="resolution" value="0" units="1/dev"/>
+        </inkml:channelProperties>
+      </inkml:inkSource>
+      <inkml:timestamp xml:id="ts0" timeString="2025-12-11T11:40:11.534"/>
+    </inkml:context>
+    <inkml:brush xml:id="br0">
+      <inkml:brushProperty name="width" value="0.035" units="cm"/>
+      <inkml:brushProperty name="height" value="0.035" units="cm"/>
+      <inkml:brushProperty name="color" value="#FFFFFF"/>
+    </inkml:brush>
+  </inkml:definitions>
+  <inkml:trace contextRef="#ctx0" brushRef="#br0">421 65 24575,'-3'0'0,"-6"0"0,-1 0-8191</inkml:trace>
+  <inkml:trace contextRef="#ctx0" brushRef="#br0" timeOffset="1410.26">378 64 24575,'-50'-1'0,"26"0"0,0 1 0,0 1 0,-27 4 0,50-5 0,-1 0 0,1 0 0,-1 1 0,1-1 0,-1 0 0,1 1 0,0-1 0,-1 1 0,1-1 0,0 1 0,-1 0 0,-1 1 0,3-2 0,0 1 0,1-1 0,-1 1 0,0-1 0,0 0 0,1 1 0,-1-1 0,0 0 0,0 0 0,1 1 0,-1-1 0,0 0 0,1 0 0,-1 1 0,0-1 0,1 0 0,-1 0 0,1 0 0,-1 0 0,0 0 0,1 1 0,-1-1 0,1 0 0,-1 0 0,0 0 0,2 0 0,40 5 0,-19-4 0,-12 0 0,-1 0 0,1-1 0,-1 0 0,1-1 0,-1 0 0,0-1 0,1 0 0,14-4 0,-25 5 0,1 1 0,0 0 0,-1 0 0,1-1 0,-1 1 0,1 0 0,0-1 0,-1 1 0,1 0 0,-1-1 0,1 1 0,-1-1 0,1 1 0,-1-1 0,1 1 0,-1-1 0,0 1 0,1-1 0,-1 1 0,0-1 0,1 0 0,-1 1 0,0-2 0,0 2 0,0-1 0,0 1 0,0-1 0,-1 0 0,1 1 0,0-1 0,-1 1 0,1 0 0,0-1 0,-1 1 0,1-1 0,-1 1 0,1 0 0,-1-1 0,1 1 0,-1 0 0,1-1 0,-1 1 0,1 0 0,-2-1 0,-32-8 0,-302-20 0,517 30 0,-192-2 0,0 0 0,-1-1 0,-14-4 0,-22-3 0,85 23 0,193 38-446,-190-45-473,-8-1-5907</inkml:trace>
+</inkml:ink>
+</file>
+
 <file path=word/theme/theme1.xml><?xml version="1.0" encoding="utf-8"?>
 <a:theme xmlns:a="http://schemas.openxmlformats.org/drawingml/2006/main" name="Тема Office">
   <a:themeElements>
